--- a/requisitos/Requisitos Smart Power Controller.docx
+++ b/requisitos/Requisitos Smart Power Controller.docx
@@ -1,6 +1,6 @@
 
 <file path=word/document.xml><?xml version="1.0" encoding="utf-8"?>
-<w:document xmlns:wpc="http://schemas.microsoft.com/office/word/2010/wordprocessingCanvas" xmlns:cx="http://schemas.microsoft.com/office/drawing/2014/chartex" xmlns:cx1="http://schemas.microsoft.com/office/drawing/2015/9/8/chartex" xmlns:cx2="http://schemas.microsoft.com/office/drawing/2015/10/21/chartex" xmlns:cx3="http://schemas.microsoft.com/office/drawing/2016/5/9/chartex" xmlns:cx4="http://schemas.microsoft.com/office/drawing/2016/5/10/chartex" xmlns:cx5="http://schemas.microsoft.com/office/drawing/2016/5/11/chartex" xmlns:cx6="http://schemas.microsoft.com/office/drawing/2016/5/12/chartex" xmlns:cx7="http://schemas.microsoft.com/office/drawing/2016/5/13/chartex" xmlns:cx8="http://schemas.microsoft.com/office/drawing/2016/5/14/chartex" xmlns:mc="http://schemas.openxmlformats.org/markup-compatibility/2006" xmlns:aink="http://schemas.microsoft.com/office/drawing/2016/ink" xmlns:am3d="http://schemas.microsoft.com/office/drawing/2017/model3d" xmlns:o="urn:schemas-microsoft-com:office:office" xmlns:oel="http://schemas.microsoft.com/office/2019/extlst" xmlns:r="http://schemas.openxmlformats.org/officeDocument/2006/relationships" xmlns:m="http://schemas.openxmlformats.org/officeDocument/2006/math" xmlns:v="urn:schemas-microsoft-com:vml" xmlns:wp14="http://schemas.microsoft.com/office/word/2010/wordprocessingDrawing" xmlns:wp="http://schemas.openxmlformats.org/drawingml/2006/wordprocessingDrawing" xmlns:w10="urn:schemas-microsoft-com:office:word" xmlns:w="http://schemas.openxmlformats.org/wordprocessingml/2006/main" xmlns:w14="http://schemas.microsoft.com/office/word/2010/wordml" xmlns:w15="http://schemas.microsoft.com/office/word/2012/wordml" xmlns:w16cex="http://schemas.microsoft.com/office/word/2018/wordml/cex" xmlns:w16cid="http://schemas.microsoft.com/office/word/2016/wordml/cid" xmlns:w16="http://schemas.microsoft.com/office/word/2018/wordml" xmlns:w16du="http://schemas.microsoft.com/office/word/2023/wordml/word16du" xmlns:w16sdtdh="http://schemas.microsoft.com/office/word/2020/wordml/sdtdatahash" xmlns:w16sdtfl="http://schemas.microsoft.com/office/word/2024/wordml/sdtformatlock" xmlns:w16se="http://schemas.microsoft.com/office/word/2015/wordml/symex" xmlns:wpg="http://schemas.microsoft.com/office/word/2010/wordprocessingGroup" xmlns:wpi="http://schemas.microsoft.com/office/word/2010/wordprocessingInk" xmlns:wne="http://schemas.microsoft.com/office/word/2006/wordml" xmlns:wps="http://schemas.microsoft.com/office/word/2010/wordprocessingShape" mc:Ignorable="w14 w15 w16se w16cid w16 w16cex w16sdtdh w16sdtfl w16du wp14">
+<w:document xmlns:wpc="http://schemas.microsoft.com/office/word/2010/wordprocessingCanvas" xmlns:cx="http://schemas.microsoft.com/office/drawing/2014/chartex" xmlns:cx1="http://schemas.microsoft.com/office/drawing/2015/9/8/chartex" xmlns:cx2="http://schemas.microsoft.com/office/drawing/2015/10/21/chartex" xmlns:cx3="http://schemas.microsoft.com/office/drawing/2016/5/9/chartex" xmlns:cx4="http://schemas.microsoft.com/office/drawing/2016/5/10/chartex" xmlns:cx5="http://schemas.microsoft.com/office/drawing/2016/5/11/chartex" xmlns:cx6="http://schemas.microsoft.com/office/drawing/2016/5/12/chartex" xmlns:cx7="http://schemas.microsoft.com/office/drawing/2016/5/13/chartex" xmlns:cx8="http://schemas.microsoft.com/office/drawing/2016/5/14/chartex" xmlns:mc="http://schemas.openxmlformats.org/markup-compatibility/2006" xmlns:aink="http://schemas.microsoft.com/office/drawing/2016/ink" xmlns:am3d="http://schemas.microsoft.com/office/drawing/2017/model3d" xmlns:o="urn:schemas-microsoft-com:office:office" xmlns:r="http://schemas.openxmlformats.org/officeDocument/2006/relationships" xmlns:m="http://schemas.openxmlformats.org/officeDocument/2006/math" xmlns:v="urn:schemas-microsoft-com:vml" xmlns:wp14="http://schemas.microsoft.com/office/word/2010/wordprocessingDrawing" xmlns:wp="http://schemas.openxmlformats.org/drawingml/2006/wordprocessingDrawing" xmlns:w10="urn:schemas-microsoft-com:office:word" xmlns:w="http://schemas.openxmlformats.org/wordprocessingml/2006/main" xmlns:w14="http://schemas.microsoft.com/office/word/2010/wordml" xmlns:w15="http://schemas.microsoft.com/office/word/2012/wordml" xmlns:w16cex="http://schemas.microsoft.com/office/word/2018/wordml/cex" xmlns:w16cid="http://schemas.microsoft.com/office/word/2016/wordml/cid" xmlns:w16="http://schemas.microsoft.com/office/word/2018/wordml" xmlns:w16sdtdh="http://schemas.microsoft.com/office/word/2020/wordml/sdtdatahash" xmlns:w16se="http://schemas.microsoft.com/office/word/2015/wordml/symex" xmlns:wpg="http://schemas.microsoft.com/office/word/2010/wordprocessingGroup" xmlns:wpi="http://schemas.microsoft.com/office/word/2010/wordprocessingInk" xmlns:wne="http://schemas.microsoft.com/office/word/2006/wordml" xmlns:wps="http://schemas.microsoft.com/office/word/2010/wordprocessingShape" mc:Ignorable="w14 w15 w16se w16cid w16 w16cex w16sdtdh wp14">
   <w:body>
     <w:p>
       <w:pPr>
@@ -9,7 +9,7 @@
           <w:lang w:val="pt-BR"/>
         </w:rPr>
       </w:pPr>
-      <w:bookmarkStart w:id="0" w:name="_Toc227849613"/>
+      <w:bookmarkStart w:id="0" w:name="_Toc227910844"/>
       <w:r>
         <w:rPr>
           <w:lang w:val="pt-BR"/>
@@ -64,6 +64,13 @@
           </wp:inline>
         </w:drawing>
       </w:r>
+    </w:p>
+    <w:p>
+      <w:pPr>
+        <w:rPr>
+          <w:noProof/>
+        </w:rPr>
+      </w:pPr>
     </w:p>
     <w:p>
       <w:pPr>
@@ -116,6 +123,13 @@
     <w:p>
       <w:pPr>
         <w:rPr>
+          <w:noProof/>
+        </w:rPr>
+      </w:pPr>
+    </w:p>
+    <w:p>
+      <w:pPr>
+        <w:rPr>
           <w:lang w:val="pt-BR"/>
         </w:rPr>
       </w:pPr>
@@ -163,6 +177,14 @@
     </w:p>
     <w:sdt>
       <w:sdtPr>
+        <w:rPr>
+          <w:rFonts w:asciiTheme="minorHAnsi" w:eastAsiaTheme="minorHAnsi" w:hAnsiTheme="minorHAnsi" w:cstheme="minorBidi"/>
+          <w:color w:val="auto"/>
+          <w:kern w:val="2"/>
+          <w:sz w:val="24"/>
+          <w:szCs w:val="24"/>
+          <w14:ligatures w14:val="standardContextual"/>
+        </w:rPr>
         <w:id w:val="-1016540490"/>
         <w:docPartObj>
           <w:docPartGallery w:val="Table of Contents"/>
@@ -171,15 +193,9 @@
       </w:sdtPr>
       <w:sdtEndPr>
         <w:rPr>
-          <w:rFonts w:asciiTheme="minorHAnsi" w:eastAsiaTheme="minorHAnsi" w:hAnsiTheme="minorHAnsi" w:cstheme="minorBidi"/>
           <w:b/>
           <w:bCs/>
           <w:noProof/>
-          <w:color w:val="auto"/>
-          <w:kern w:val="2"/>
-          <w:sz w:val="24"/>
-          <w:szCs w:val="24"/>
-          <w14:ligatures w14:val="standardContextual"/>
         </w:rPr>
       </w:sdtEndPr>
       <w:sdtContent>
@@ -202,6 +218,11 @@
             <w:rPr>
               <w:rFonts w:eastAsiaTheme="minorEastAsia"/>
               <w:noProof/>
+              <w:kern w:val="0"/>
+              <w:sz w:val="22"/>
+              <w:szCs w:val="22"/>
+              <w:lang w:val="pt-BR" w:eastAsia="pt-BR"/>
+              <w14:ligatures w14:val="none"/>
             </w:rPr>
           </w:pPr>
           <w:r>
@@ -213,14 +234,30 @@
           <w:r>
             <w:fldChar w:fldCharType="separate"/>
           </w:r>
-          <w:hyperlink w:anchor="_Toc227849613" w:history="1">
+          <w:hyperlink w:anchor="_Toc227910844" w:history="1">
             <w:r>
               <w:rPr>
                 <w:rStyle w:val="Hyperlink"/>
                 <w:noProof/>
                 <w:lang w:val="pt-BR"/>
               </w:rPr>
-              <w:t>Requisitos Smart Power Controller</w:t>
+              <w:t xml:space="preserve">Requisitos Smart </w:t>
+            </w:r>
+            <w:r>
+              <w:rPr>
+                <w:rStyle w:val="Hyperlink"/>
+                <w:noProof/>
+                <w:lang w:val="pt-BR"/>
+              </w:rPr>
+              <w:t>P</w:t>
+            </w:r>
+            <w:r>
+              <w:rPr>
+                <w:rStyle w:val="Hyperlink"/>
+                <w:noProof/>
+                <w:lang w:val="pt-BR"/>
+              </w:rPr>
+              <w:t>ower Controller</w:t>
             </w:r>
             <w:r>
               <w:rPr>
@@ -241,7 +278,7 @@
                 <w:noProof/>
                 <w:webHidden/>
               </w:rPr>
-              <w:instrText xml:space="preserve"> PAGEREF _Toc227849613 \h </w:instrText>
+              <w:instrText xml:space="preserve"> PAGEREF _Toc227910844 \h </w:instrText>
             </w:r>
             <w:r>
               <w:rPr>
@@ -276,15 +313,20 @@
           <w:pPr>
             <w:pStyle w:val="Sumrio2"/>
             <w:tabs>
-              <w:tab w:val="left" w:pos="720"/>
+              <w:tab w:val="left" w:pos="660"/>
               <w:tab w:val="right" w:leader="dot" w:pos="8494"/>
             </w:tabs>
             <w:rPr>
               <w:rFonts w:eastAsiaTheme="minorEastAsia"/>
               <w:noProof/>
+              <w:kern w:val="0"/>
+              <w:sz w:val="22"/>
+              <w:szCs w:val="22"/>
+              <w:lang w:val="pt-BR" w:eastAsia="pt-BR"/>
+              <w14:ligatures w14:val="none"/>
             </w:rPr>
           </w:pPr>
-          <w:hyperlink w:anchor="_Toc227849614" w:history="1">
+          <w:hyperlink w:anchor="_Toc227910845" w:history="1">
             <w:r>
               <w:rPr>
                 <w:rStyle w:val="Hyperlink"/>
@@ -297,6 +339,11 @@
               <w:rPr>
                 <w:rFonts w:eastAsiaTheme="minorEastAsia"/>
                 <w:noProof/>
+                <w:kern w:val="0"/>
+                <w:sz w:val="22"/>
+                <w:szCs w:val="22"/>
+                <w:lang w:val="pt-BR" w:eastAsia="pt-BR"/>
+                <w14:ligatures w14:val="none"/>
               </w:rPr>
               <w:tab/>
             </w:r>
@@ -327,7 +374,7 @@
                 <w:noProof/>
                 <w:webHidden/>
               </w:rPr>
-              <w:instrText xml:space="preserve"> PAGEREF _Toc227849614 \h </w:instrText>
+              <w:instrText xml:space="preserve"> PAGEREF _Toc227910845 \h </w:instrText>
             </w:r>
             <w:r>
               <w:rPr>
@@ -362,15 +409,20 @@
           <w:pPr>
             <w:pStyle w:val="Sumrio2"/>
             <w:tabs>
-              <w:tab w:val="left" w:pos="720"/>
+              <w:tab w:val="left" w:pos="660"/>
               <w:tab w:val="right" w:leader="dot" w:pos="8494"/>
             </w:tabs>
             <w:rPr>
               <w:rFonts w:eastAsiaTheme="minorEastAsia"/>
               <w:noProof/>
+              <w:kern w:val="0"/>
+              <w:sz w:val="22"/>
+              <w:szCs w:val="22"/>
+              <w:lang w:val="pt-BR" w:eastAsia="pt-BR"/>
+              <w14:ligatures w14:val="none"/>
             </w:rPr>
           </w:pPr>
-          <w:hyperlink w:anchor="_Toc227849615" w:history="1">
+          <w:hyperlink w:anchor="_Toc227910846" w:history="1">
             <w:r>
               <w:rPr>
                 <w:rStyle w:val="Hyperlink"/>
@@ -383,6 +435,11 @@
               <w:rPr>
                 <w:rFonts w:eastAsiaTheme="minorEastAsia"/>
                 <w:noProof/>
+                <w:kern w:val="0"/>
+                <w:sz w:val="22"/>
+                <w:szCs w:val="22"/>
+                <w:lang w:val="pt-BR" w:eastAsia="pt-BR"/>
+                <w14:ligatures w14:val="none"/>
               </w:rPr>
               <w:tab/>
             </w:r>
@@ -413,7 +470,7 @@
                 <w:noProof/>
                 <w:webHidden/>
               </w:rPr>
-              <w:instrText xml:space="preserve"> PAGEREF _Toc227849615 \h </w:instrText>
+              <w:instrText xml:space="preserve"> PAGEREF _Toc227910846 \h </w:instrText>
             </w:r>
             <w:r>
               <w:rPr>
@@ -448,15 +505,20 @@
           <w:pPr>
             <w:pStyle w:val="Sumrio2"/>
             <w:tabs>
-              <w:tab w:val="left" w:pos="720"/>
+              <w:tab w:val="left" w:pos="660"/>
               <w:tab w:val="right" w:leader="dot" w:pos="8494"/>
             </w:tabs>
             <w:rPr>
               <w:rFonts w:eastAsiaTheme="minorEastAsia"/>
               <w:noProof/>
+              <w:kern w:val="0"/>
+              <w:sz w:val="22"/>
+              <w:szCs w:val="22"/>
+              <w:lang w:val="pt-BR" w:eastAsia="pt-BR"/>
+              <w14:ligatures w14:val="none"/>
             </w:rPr>
           </w:pPr>
-          <w:hyperlink w:anchor="_Toc227849616" w:history="1">
+          <w:hyperlink w:anchor="_Toc227910847" w:history="1">
             <w:r>
               <w:rPr>
                 <w:rStyle w:val="Hyperlink"/>
@@ -469,6 +531,11 @@
               <w:rPr>
                 <w:rFonts w:eastAsiaTheme="minorEastAsia"/>
                 <w:noProof/>
+                <w:kern w:val="0"/>
+                <w:sz w:val="22"/>
+                <w:szCs w:val="22"/>
+                <w:lang w:val="pt-BR" w:eastAsia="pt-BR"/>
+                <w14:ligatures w14:val="none"/>
               </w:rPr>
               <w:tab/>
             </w:r>
@@ -499,7 +566,7 @@
                 <w:noProof/>
                 <w:webHidden/>
               </w:rPr>
-              <w:instrText xml:space="preserve"> PAGEREF _Toc227849616 \h </w:instrText>
+              <w:instrText xml:space="preserve"> PAGEREF _Toc227910847 \h </w:instrText>
             </w:r>
             <w:r>
               <w:rPr>
@@ -534,14 +601,20 @@
           <w:pPr>
             <w:pStyle w:val="Sumrio3"/>
             <w:tabs>
-              <w:tab w:val="left" w:pos="1200"/>
+              <w:tab w:val="left" w:pos="1100"/>
               <w:tab w:val="right" w:leader="dot" w:pos="8494"/>
             </w:tabs>
             <w:rPr>
+              <w:rFonts w:eastAsiaTheme="minorEastAsia"/>
               <w:noProof/>
+              <w:kern w:val="0"/>
+              <w:sz w:val="22"/>
+              <w:szCs w:val="22"/>
+              <w:lang w:val="pt-BR" w:eastAsia="pt-BR"/>
+              <w14:ligatures w14:val="none"/>
             </w:rPr>
           </w:pPr>
-          <w:hyperlink w:anchor="_Toc227849617" w:history="1">
+          <w:hyperlink w:anchor="_Toc227910848" w:history="1">
             <w:r>
               <w:rPr>
                 <w:rStyle w:val="Hyperlink"/>
@@ -552,7 +625,13 @@
             </w:r>
             <w:r>
               <w:rPr>
-                <w:noProof/>
+                <w:rFonts w:eastAsiaTheme="minorEastAsia"/>
+                <w:noProof/>
+                <w:kern w:val="0"/>
+                <w:sz w:val="22"/>
+                <w:szCs w:val="22"/>
+                <w:lang w:val="pt-BR" w:eastAsia="pt-BR"/>
+                <w14:ligatures w14:val="none"/>
               </w:rPr>
               <w:tab/>
             </w:r>
@@ -583,7 +662,7 @@
                 <w:noProof/>
                 <w:webHidden/>
               </w:rPr>
-              <w:instrText xml:space="preserve"> PAGEREF _Toc227849617 \h </w:instrText>
+              <w:instrText xml:space="preserve"> PAGEREF _Toc227910848 \h </w:instrText>
             </w:r>
             <w:r>
               <w:rPr>
@@ -618,14 +697,20 @@
           <w:pPr>
             <w:pStyle w:val="Sumrio3"/>
             <w:tabs>
-              <w:tab w:val="left" w:pos="1200"/>
+              <w:tab w:val="left" w:pos="1100"/>
               <w:tab w:val="right" w:leader="dot" w:pos="8494"/>
             </w:tabs>
             <w:rPr>
+              <w:rFonts w:eastAsiaTheme="minorEastAsia"/>
               <w:noProof/>
+              <w:kern w:val="0"/>
+              <w:sz w:val="22"/>
+              <w:szCs w:val="22"/>
+              <w:lang w:val="pt-BR" w:eastAsia="pt-BR"/>
+              <w14:ligatures w14:val="none"/>
             </w:rPr>
           </w:pPr>
-          <w:hyperlink w:anchor="_Toc227849618" w:history="1">
+          <w:hyperlink w:anchor="_Toc227910849" w:history="1">
             <w:r>
               <w:rPr>
                 <w:rStyle w:val="Hyperlink"/>
@@ -636,7 +721,13 @@
             </w:r>
             <w:r>
               <w:rPr>
-                <w:noProof/>
+                <w:rFonts w:eastAsiaTheme="minorEastAsia"/>
+                <w:noProof/>
+                <w:kern w:val="0"/>
+                <w:sz w:val="22"/>
+                <w:szCs w:val="22"/>
+                <w:lang w:val="pt-BR" w:eastAsia="pt-BR"/>
+                <w14:ligatures w14:val="none"/>
               </w:rPr>
               <w:tab/>
             </w:r>
@@ -667,7 +758,7 @@
                 <w:noProof/>
                 <w:webHidden/>
               </w:rPr>
-              <w:instrText xml:space="preserve"> PAGEREF _Toc227849618 \h </w:instrText>
+              <w:instrText xml:space="preserve"> PAGEREF _Toc227910849 \h </w:instrText>
             </w:r>
             <w:r>
               <w:rPr>
@@ -702,14 +793,20 @@
           <w:pPr>
             <w:pStyle w:val="Sumrio2"/>
             <w:tabs>
+              <w:tab w:val="left" w:pos="660"/>
               <w:tab w:val="right" w:leader="dot" w:pos="8494"/>
             </w:tabs>
             <w:rPr>
               <w:rFonts w:eastAsiaTheme="minorEastAsia"/>
               <w:noProof/>
+              <w:kern w:val="0"/>
+              <w:sz w:val="22"/>
+              <w:szCs w:val="22"/>
+              <w:lang w:val="pt-BR" w:eastAsia="pt-BR"/>
+              <w14:ligatures w14:val="none"/>
             </w:rPr>
           </w:pPr>
-          <w:hyperlink w:anchor="_Toc227849619" w:history="1">
+          <w:hyperlink w:anchor="_Toc227910850" w:history="1">
             <w:r>
               <w:rPr>
                 <w:rStyle w:val="Hyperlink"/>
@@ -720,13 +817,33 @@
             </w:r>
             <w:r>
               <w:rPr>
-                <w:noProof/>
-                <w:webHidden/>
+                <w:rFonts w:eastAsiaTheme="minorEastAsia"/>
+                <w:noProof/>
+                <w:kern w:val="0"/>
+                <w:sz w:val="22"/>
+                <w:szCs w:val="22"/>
+                <w:lang w:val="pt-BR" w:eastAsia="pt-BR"/>
+                <w14:ligatures w14:val="none"/>
               </w:rPr>
               <w:tab/>
             </w:r>
             <w:r>
               <w:rPr>
+                <w:rStyle w:val="Hyperlink"/>
+                <w:noProof/>
+                <w:lang w:val="pt-BR"/>
+              </w:rPr>
+              <w:t>Entidades</w:t>
+            </w:r>
+            <w:r>
+              <w:rPr>
+                <w:noProof/>
+                <w:webHidden/>
+              </w:rPr>
+              <w:tab/>
+            </w:r>
+            <w:r>
+              <w:rPr>
                 <w:noProof/>
                 <w:webHidden/>
               </w:rPr>
@@ -737,7 +854,7 @@
                 <w:noProof/>
                 <w:webHidden/>
               </w:rPr>
-              <w:instrText xml:space="preserve"> PAGEREF _Toc227849619 \h </w:instrText>
+              <w:instrText xml:space="preserve"> PAGEREF _Toc227910850 \h </w:instrText>
             </w:r>
             <w:r>
               <w:rPr>
@@ -758,6 +875,774 @@
                 <w:webHidden/>
               </w:rPr>
               <w:t>7</w:t>
+            </w:r>
+            <w:r>
+              <w:rPr>
+                <w:noProof/>
+                <w:webHidden/>
+              </w:rPr>
+              <w:fldChar w:fldCharType="end"/>
+            </w:r>
+          </w:hyperlink>
+        </w:p>
+        <w:p>
+          <w:pPr>
+            <w:pStyle w:val="Sumrio2"/>
+            <w:tabs>
+              <w:tab w:val="left" w:pos="660"/>
+              <w:tab w:val="right" w:leader="dot" w:pos="8494"/>
+            </w:tabs>
+            <w:rPr>
+              <w:rFonts w:eastAsiaTheme="minorEastAsia"/>
+              <w:noProof/>
+              <w:kern w:val="0"/>
+              <w:sz w:val="22"/>
+              <w:szCs w:val="22"/>
+              <w:lang w:val="pt-BR" w:eastAsia="pt-BR"/>
+              <w14:ligatures w14:val="none"/>
+            </w:rPr>
+          </w:pPr>
+          <w:hyperlink w:anchor="_Toc227910851" w:history="1">
+            <w:r>
+              <w:rPr>
+                <w:rStyle w:val="Hyperlink"/>
+                <w:noProof/>
+                <w:lang w:val="pt-BR"/>
+              </w:rPr>
+              <w:t>5.</w:t>
+            </w:r>
+            <w:r>
+              <w:rPr>
+                <w:rFonts w:eastAsiaTheme="minorEastAsia"/>
+                <w:noProof/>
+                <w:kern w:val="0"/>
+                <w:sz w:val="22"/>
+                <w:szCs w:val="22"/>
+                <w:lang w:val="pt-BR" w:eastAsia="pt-BR"/>
+                <w14:ligatures w14:val="none"/>
+              </w:rPr>
+              <w:tab/>
+            </w:r>
+            <w:r>
+              <w:rPr>
+                <w:rStyle w:val="Hyperlink"/>
+                <w:noProof/>
+                <w:lang w:val="pt-BR"/>
+              </w:rPr>
+              <w:t>Diagramas</w:t>
+            </w:r>
+            <w:r>
+              <w:rPr>
+                <w:noProof/>
+                <w:webHidden/>
+              </w:rPr>
+              <w:tab/>
+            </w:r>
+            <w:r>
+              <w:rPr>
+                <w:noProof/>
+                <w:webHidden/>
+              </w:rPr>
+              <w:fldChar w:fldCharType="begin"/>
+            </w:r>
+            <w:r>
+              <w:rPr>
+                <w:noProof/>
+                <w:webHidden/>
+              </w:rPr>
+              <w:instrText xml:space="preserve"> PAGEREF _Toc227910851 \h </w:instrText>
+            </w:r>
+            <w:r>
+              <w:rPr>
+                <w:noProof/>
+                <w:webHidden/>
+              </w:rPr>
+            </w:r>
+            <w:r>
+              <w:rPr>
+                <w:noProof/>
+                <w:webHidden/>
+              </w:rPr>
+              <w:fldChar w:fldCharType="separate"/>
+            </w:r>
+            <w:r>
+              <w:rPr>
+                <w:noProof/>
+                <w:webHidden/>
+              </w:rPr>
+              <w:t>8</w:t>
+            </w:r>
+            <w:r>
+              <w:rPr>
+                <w:noProof/>
+                <w:webHidden/>
+              </w:rPr>
+              <w:fldChar w:fldCharType="end"/>
+            </w:r>
+          </w:hyperlink>
+        </w:p>
+        <w:p>
+          <w:pPr>
+            <w:pStyle w:val="Sumrio2"/>
+            <w:tabs>
+              <w:tab w:val="left" w:pos="660"/>
+              <w:tab w:val="right" w:leader="dot" w:pos="8494"/>
+            </w:tabs>
+            <w:rPr>
+              <w:rFonts w:eastAsiaTheme="minorEastAsia"/>
+              <w:noProof/>
+              <w:kern w:val="0"/>
+              <w:sz w:val="22"/>
+              <w:szCs w:val="22"/>
+              <w:lang w:val="pt-BR" w:eastAsia="pt-BR"/>
+              <w14:ligatures w14:val="none"/>
+            </w:rPr>
+          </w:pPr>
+          <w:hyperlink w:anchor="_Toc227910852" w:history="1">
+            <w:r>
+              <w:rPr>
+                <w:rStyle w:val="Hyperlink"/>
+                <w:noProof/>
+                <w:lang w:val="pt-BR"/>
+              </w:rPr>
+              <w:t>6.</w:t>
+            </w:r>
+            <w:r>
+              <w:rPr>
+                <w:rFonts w:eastAsiaTheme="minorEastAsia"/>
+                <w:noProof/>
+                <w:kern w:val="0"/>
+                <w:sz w:val="22"/>
+                <w:szCs w:val="22"/>
+                <w:lang w:val="pt-BR" w:eastAsia="pt-BR"/>
+                <w14:ligatures w14:val="none"/>
+              </w:rPr>
+              <w:tab/>
+            </w:r>
+            <w:r>
+              <w:rPr>
+                <w:rStyle w:val="Hyperlink"/>
+                <w:noProof/>
+                <w:lang w:val="pt-BR"/>
+              </w:rPr>
+              <w:t>Modelo Comportamental</w:t>
+            </w:r>
+            <w:r>
+              <w:rPr>
+                <w:noProof/>
+                <w:webHidden/>
+              </w:rPr>
+              <w:tab/>
+            </w:r>
+            <w:r>
+              <w:rPr>
+                <w:noProof/>
+                <w:webHidden/>
+              </w:rPr>
+              <w:fldChar w:fldCharType="begin"/>
+            </w:r>
+            <w:r>
+              <w:rPr>
+                <w:noProof/>
+                <w:webHidden/>
+              </w:rPr>
+              <w:instrText xml:space="preserve"> PAGEREF _Toc227910852 \h </w:instrText>
+            </w:r>
+            <w:r>
+              <w:rPr>
+                <w:noProof/>
+                <w:webHidden/>
+              </w:rPr>
+            </w:r>
+            <w:r>
+              <w:rPr>
+                <w:noProof/>
+                <w:webHidden/>
+              </w:rPr>
+              <w:fldChar w:fldCharType="separate"/>
+            </w:r>
+            <w:r>
+              <w:rPr>
+                <w:noProof/>
+                <w:webHidden/>
+              </w:rPr>
+              <w:t>9</w:t>
+            </w:r>
+            <w:r>
+              <w:rPr>
+                <w:noProof/>
+                <w:webHidden/>
+              </w:rPr>
+              <w:fldChar w:fldCharType="end"/>
+            </w:r>
+          </w:hyperlink>
+        </w:p>
+        <w:p>
+          <w:pPr>
+            <w:pStyle w:val="Sumrio3"/>
+            <w:tabs>
+              <w:tab w:val="left" w:pos="1100"/>
+              <w:tab w:val="right" w:leader="dot" w:pos="8494"/>
+            </w:tabs>
+            <w:rPr>
+              <w:rFonts w:eastAsiaTheme="minorEastAsia"/>
+              <w:noProof/>
+              <w:kern w:val="0"/>
+              <w:sz w:val="22"/>
+              <w:szCs w:val="22"/>
+              <w:lang w:val="pt-BR" w:eastAsia="pt-BR"/>
+              <w14:ligatures w14:val="none"/>
+            </w:rPr>
+          </w:pPr>
+          <w:hyperlink w:anchor="_Toc227910853" w:history="1">
+            <w:r>
+              <w:rPr>
+                <w:rStyle w:val="Hyperlink"/>
+                <w:noProof/>
+                <w:lang w:val="pt-BR"/>
+              </w:rPr>
+              <w:t>6.1.</w:t>
+            </w:r>
+            <w:r>
+              <w:rPr>
+                <w:rFonts w:eastAsiaTheme="minorEastAsia"/>
+                <w:noProof/>
+                <w:kern w:val="0"/>
+                <w:sz w:val="22"/>
+                <w:szCs w:val="22"/>
+                <w:lang w:val="pt-BR" w:eastAsia="pt-BR"/>
+                <w14:ligatures w14:val="none"/>
+              </w:rPr>
+              <w:tab/>
+            </w:r>
+            <w:r>
+              <w:rPr>
+                <w:rStyle w:val="Hyperlink"/>
+                <w:noProof/>
+                <w:lang w:val="pt-BR"/>
+              </w:rPr>
+              <w:t>Tabela Pai/Filha; Relacionamento</w:t>
+            </w:r>
+            <w:r>
+              <w:rPr>
+                <w:noProof/>
+                <w:webHidden/>
+              </w:rPr>
+              <w:tab/>
+            </w:r>
+            <w:r>
+              <w:rPr>
+                <w:noProof/>
+                <w:webHidden/>
+              </w:rPr>
+              <w:fldChar w:fldCharType="begin"/>
+            </w:r>
+            <w:r>
+              <w:rPr>
+                <w:noProof/>
+                <w:webHidden/>
+              </w:rPr>
+              <w:instrText xml:space="preserve"> PAGEREF _Toc227910853 \h </w:instrText>
+            </w:r>
+            <w:r>
+              <w:rPr>
+                <w:noProof/>
+                <w:webHidden/>
+              </w:rPr>
+            </w:r>
+            <w:r>
+              <w:rPr>
+                <w:noProof/>
+                <w:webHidden/>
+              </w:rPr>
+              <w:fldChar w:fldCharType="separate"/>
+            </w:r>
+            <w:r>
+              <w:rPr>
+                <w:noProof/>
+                <w:webHidden/>
+              </w:rPr>
+              <w:t>9</w:t>
+            </w:r>
+            <w:r>
+              <w:rPr>
+                <w:noProof/>
+                <w:webHidden/>
+              </w:rPr>
+              <w:fldChar w:fldCharType="end"/>
+            </w:r>
+          </w:hyperlink>
+        </w:p>
+        <w:p>
+          <w:pPr>
+            <w:pStyle w:val="Sumrio3"/>
+            <w:tabs>
+              <w:tab w:val="left" w:pos="1100"/>
+              <w:tab w:val="right" w:leader="dot" w:pos="8494"/>
+            </w:tabs>
+            <w:rPr>
+              <w:rFonts w:eastAsiaTheme="minorEastAsia"/>
+              <w:noProof/>
+              <w:kern w:val="0"/>
+              <w:sz w:val="22"/>
+              <w:szCs w:val="22"/>
+              <w:lang w:val="pt-BR" w:eastAsia="pt-BR"/>
+              <w14:ligatures w14:val="none"/>
+            </w:rPr>
+          </w:pPr>
+          <w:hyperlink w:anchor="_Toc227910854" w:history="1">
+            <w:r>
+              <w:rPr>
+                <w:rStyle w:val="Hyperlink"/>
+                <w:noProof/>
+                <w:lang w:val="pt-BR"/>
+              </w:rPr>
+              <w:t>6.2.</w:t>
+            </w:r>
+            <w:r>
+              <w:rPr>
+                <w:rFonts w:eastAsiaTheme="minorEastAsia"/>
+                <w:noProof/>
+                <w:kern w:val="0"/>
+                <w:sz w:val="22"/>
+                <w:szCs w:val="22"/>
+                <w:lang w:val="pt-BR" w:eastAsia="pt-BR"/>
+                <w14:ligatures w14:val="none"/>
+              </w:rPr>
+              <w:tab/>
+            </w:r>
+            <w:r>
+              <w:rPr>
+                <w:rStyle w:val="Hyperlink"/>
+                <w:noProof/>
+                <w:lang w:val="pt-BR"/>
+              </w:rPr>
+              <w:t>Diagrama de contexto</w:t>
+            </w:r>
+            <w:r>
+              <w:rPr>
+                <w:noProof/>
+                <w:webHidden/>
+              </w:rPr>
+              <w:tab/>
+            </w:r>
+            <w:r>
+              <w:rPr>
+                <w:noProof/>
+                <w:webHidden/>
+              </w:rPr>
+              <w:fldChar w:fldCharType="begin"/>
+            </w:r>
+            <w:r>
+              <w:rPr>
+                <w:noProof/>
+                <w:webHidden/>
+              </w:rPr>
+              <w:instrText xml:space="preserve"> PAGEREF _Toc227910854 \h </w:instrText>
+            </w:r>
+            <w:r>
+              <w:rPr>
+                <w:noProof/>
+                <w:webHidden/>
+              </w:rPr>
+            </w:r>
+            <w:r>
+              <w:rPr>
+                <w:noProof/>
+                <w:webHidden/>
+              </w:rPr>
+              <w:fldChar w:fldCharType="separate"/>
+            </w:r>
+            <w:r>
+              <w:rPr>
+                <w:noProof/>
+                <w:webHidden/>
+              </w:rPr>
+              <w:t>9</w:t>
+            </w:r>
+            <w:r>
+              <w:rPr>
+                <w:noProof/>
+                <w:webHidden/>
+              </w:rPr>
+              <w:fldChar w:fldCharType="end"/>
+            </w:r>
+          </w:hyperlink>
+        </w:p>
+        <w:p>
+          <w:pPr>
+            <w:pStyle w:val="Sumrio3"/>
+            <w:tabs>
+              <w:tab w:val="left" w:pos="1100"/>
+              <w:tab w:val="right" w:leader="dot" w:pos="8494"/>
+            </w:tabs>
+            <w:rPr>
+              <w:rFonts w:eastAsiaTheme="minorEastAsia"/>
+              <w:noProof/>
+              <w:kern w:val="0"/>
+              <w:sz w:val="22"/>
+              <w:szCs w:val="22"/>
+              <w:lang w:val="pt-BR" w:eastAsia="pt-BR"/>
+              <w14:ligatures w14:val="none"/>
+            </w:rPr>
+          </w:pPr>
+          <w:hyperlink w:anchor="_Toc227910855" w:history="1">
+            <w:r>
+              <w:rPr>
+                <w:rStyle w:val="Hyperlink"/>
+                <w:noProof/>
+                <w:lang w:val="pt-BR"/>
+              </w:rPr>
+              <w:t>6.3.</w:t>
+            </w:r>
+            <w:r>
+              <w:rPr>
+                <w:rFonts w:eastAsiaTheme="minorEastAsia"/>
+                <w:noProof/>
+                <w:kern w:val="0"/>
+                <w:sz w:val="22"/>
+                <w:szCs w:val="22"/>
+                <w:lang w:val="pt-BR" w:eastAsia="pt-BR"/>
+                <w14:ligatures w14:val="none"/>
+              </w:rPr>
+              <w:tab/>
+            </w:r>
+            <w:r>
+              <w:rPr>
+                <w:rStyle w:val="Hyperlink"/>
+                <w:noProof/>
+                <w:lang w:val="pt-BR"/>
+              </w:rPr>
+              <w:t>DFD por nível 0</w:t>
+            </w:r>
+            <w:r>
+              <w:rPr>
+                <w:noProof/>
+                <w:webHidden/>
+              </w:rPr>
+              <w:tab/>
+            </w:r>
+            <w:r>
+              <w:rPr>
+                <w:noProof/>
+                <w:webHidden/>
+              </w:rPr>
+              <w:fldChar w:fldCharType="begin"/>
+            </w:r>
+            <w:r>
+              <w:rPr>
+                <w:noProof/>
+                <w:webHidden/>
+              </w:rPr>
+              <w:instrText xml:space="preserve"> PAGEREF _Toc227910855 \h </w:instrText>
+            </w:r>
+            <w:r>
+              <w:rPr>
+                <w:noProof/>
+                <w:webHidden/>
+              </w:rPr>
+            </w:r>
+            <w:r>
+              <w:rPr>
+                <w:noProof/>
+                <w:webHidden/>
+              </w:rPr>
+              <w:fldChar w:fldCharType="separate"/>
+            </w:r>
+            <w:r>
+              <w:rPr>
+                <w:noProof/>
+                <w:webHidden/>
+              </w:rPr>
+              <w:t>9</w:t>
+            </w:r>
+            <w:r>
+              <w:rPr>
+                <w:noProof/>
+                <w:webHidden/>
+              </w:rPr>
+              <w:fldChar w:fldCharType="end"/>
+            </w:r>
+          </w:hyperlink>
+        </w:p>
+        <w:p>
+          <w:pPr>
+            <w:pStyle w:val="Sumrio3"/>
+            <w:tabs>
+              <w:tab w:val="left" w:pos="1100"/>
+              <w:tab w:val="right" w:leader="dot" w:pos="8494"/>
+            </w:tabs>
+            <w:rPr>
+              <w:rFonts w:eastAsiaTheme="minorEastAsia"/>
+              <w:noProof/>
+              <w:kern w:val="0"/>
+              <w:sz w:val="22"/>
+              <w:szCs w:val="22"/>
+              <w:lang w:val="pt-BR" w:eastAsia="pt-BR"/>
+              <w14:ligatures w14:val="none"/>
+            </w:rPr>
+          </w:pPr>
+          <w:hyperlink w:anchor="_Toc227910856" w:history="1">
+            <w:r>
+              <w:rPr>
+                <w:rStyle w:val="Hyperlink"/>
+                <w:noProof/>
+                <w:lang w:val="pt-BR"/>
+              </w:rPr>
+              <w:t>6.4.</w:t>
+            </w:r>
+            <w:r>
+              <w:rPr>
+                <w:rFonts w:eastAsiaTheme="minorEastAsia"/>
+                <w:noProof/>
+                <w:kern w:val="0"/>
+                <w:sz w:val="22"/>
+                <w:szCs w:val="22"/>
+                <w:lang w:val="pt-BR" w:eastAsia="pt-BR"/>
+                <w14:ligatures w14:val="none"/>
+              </w:rPr>
+              <w:tab/>
+            </w:r>
+            <w:r>
+              <w:rPr>
+                <w:rStyle w:val="Hyperlink"/>
+                <w:noProof/>
+                <w:lang w:val="pt-BR"/>
+              </w:rPr>
+              <w:t>DFD por evento</w:t>
+            </w:r>
+            <w:r>
+              <w:rPr>
+                <w:noProof/>
+                <w:webHidden/>
+              </w:rPr>
+              <w:tab/>
+            </w:r>
+            <w:r>
+              <w:rPr>
+                <w:noProof/>
+                <w:webHidden/>
+              </w:rPr>
+              <w:fldChar w:fldCharType="begin"/>
+            </w:r>
+            <w:r>
+              <w:rPr>
+                <w:noProof/>
+                <w:webHidden/>
+              </w:rPr>
+              <w:instrText xml:space="preserve"> PAGEREF _Toc227910856 \h </w:instrText>
+            </w:r>
+            <w:r>
+              <w:rPr>
+                <w:noProof/>
+                <w:webHidden/>
+              </w:rPr>
+            </w:r>
+            <w:r>
+              <w:rPr>
+                <w:noProof/>
+                <w:webHidden/>
+              </w:rPr>
+              <w:fldChar w:fldCharType="separate"/>
+            </w:r>
+            <w:r>
+              <w:rPr>
+                <w:noProof/>
+                <w:webHidden/>
+              </w:rPr>
+              <w:t>9</w:t>
+            </w:r>
+            <w:r>
+              <w:rPr>
+                <w:noProof/>
+                <w:webHidden/>
+              </w:rPr>
+              <w:fldChar w:fldCharType="end"/>
+            </w:r>
+          </w:hyperlink>
+        </w:p>
+        <w:p>
+          <w:pPr>
+            <w:pStyle w:val="Sumrio2"/>
+            <w:tabs>
+              <w:tab w:val="left" w:pos="660"/>
+              <w:tab w:val="right" w:leader="dot" w:pos="8494"/>
+            </w:tabs>
+            <w:rPr>
+              <w:rFonts w:eastAsiaTheme="minorEastAsia"/>
+              <w:noProof/>
+              <w:kern w:val="0"/>
+              <w:sz w:val="22"/>
+              <w:szCs w:val="22"/>
+              <w:lang w:val="pt-BR" w:eastAsia="pt-BR"/>
+              <w14:ligatures w14:val="none"/>
+            </w:rPr>
+          </w:pPr>
+          <w:hyperlink w:anchor="_Toc227910857" w:history="1">
+            <w:r>
+              <w:rPr>
+                <w:rStyle w:val="Hyperlink"/>
+                <w:noProof/>
+                <w:lang w:val="pt-BR"/>
+              </w:rPr>
+              <w:t>7.</w:t>
+            </w:r>
+            <w:r>
+              <w:rPr>
+                <w:rFonts w:eastAsiaTheme="minorEastAsia"/>
+                <w:noProof/>
+                <w:kern w:val="0"/>
+                <w:sz w:val="22"/>
+                <w:szCs w:val="22"/>
+                <w:lang w:val="pt-BR" w:eastAsia="pt-BR"/>
+                <w14:ligatures w14:val="none"/>
+              </w:rPr>
+              <w:tab/>
+            </w:r>
+            <w:r>
+              <w:rPr>
+                <w:rStyle w:val="Hyperlink"/>
+                <w:noProof/>
+                <w:lang w:val="pt-BR"/>
+              </w:rPr>
+              <w:t>Telas da aplicação (Interface)</w:t>
+            </w:r>
+            <w:r>
+              <w:rPr>
+                <w:noProof/>
+                <w:webHidden/>
+              </w:rPr>
+              <w:tab/>
+            </w:r>
+            <w:r>
+              <w:rPr>
+                <w:noProof/>
+                <w:webHidden/>
+              </w:rPr>
+              <w:fldChar w:fldCharType="begin"/>
+            </w:r>
+            <w:r>
+              <w:rPr>
+                <w:noProof/>
+                <w:webHidden/>
+              </w:rPr>
+              <w:instrText xml:space="preserve"> PAGEREF _Toc227910857 \h </w:instrText>
+            </w:r>
+            <w:r>
+              <w:rPr>
+                <w:noProof/>
+                <w:webHidden/>
+              </w:rPr>
+            </w:r>
+            <w:r>
+              <w:rPr>
+                <w:noProof/>
+                <w:webHidden/>
+              </w:rPr>
+              <w:fldChar w:fldCharType="separate"/>
+            </w:r>
+            <w:r>
+              <w:rPr>
+                <w:noProof/>
+                <w:webHidden/>
+              </w:rPr>
+              <w:t>10</w:t>
+            </w:r>
+            <w:r>
+              <w:rPr>
+                <w:noProof/>
+                <w:webHidden/>
+              </w:rPr>
+              <w:fldChar w:fldCharType="end"/>
+            </w:r>
+          </w:hyperlink>
+        </w:p>
+        <w:p>
+          <w:pPr>
+            <w:pStyle w:val="Sumrio2"/>
+            <w:tabs>
+              <w:tab w:val="left" w:pos="660"/>
+              <w:tab w:val="right" w:leader="dot" w:pos="8494"/>
+            </w:tabs>
+            <w:rPr>
+              <w:rFonts w:eastAsiaTheme="minorEastAsia"/>
+              <w:noProof/>
+              <w:kern w:val="0"/>
+              <w:sz w:val="22"/>
+              <w:szCs w:val="22"/>
+              <w:lang w:val="pt-BR" w:eastAsia="pt-BR"/>
+              <w14:ligatures w14:val="none"/>
+            </w:rPr>
+          </w:pPr>
+          <w:hyperlink w:anchor="_Toc227910858" w:history="1">
+            <w:r>
+              <w:rPr>
+                <w:rStyle w:val="Hyperlink"/>
+                <w:noProof/>
+                <w:lang w:val="pt-BR"/>
+              </w:rPr>
+              <w:t>8.</w:t>
+            </w:r>
+            <w:r>
+              <w:rPr>
+                <w:rFonts w:eastAsiaTheme="minorEastAsia"/>
+                <w:noProof/>
+                <w:kern w:val="0"/>
+                <w:sz w:val="22"/>
+                <w:szCs w:val="22"/>
+                <w:lang w:val="pt-BR" w:eastAsia="pt-BR"/>
+                <w14:ligatures w14:val="none"/>
+              </w:rPr>
+              <w:tab/>
+            </w:r>
+            <w:r>
+              <w:rPr>
+                <w:rStyle w:val="Hyperlink"/>
+                <w:noProof/>
+                <w:lang w:val="pt-BR"/>
+              </w:rPr>
+              <w:t>Anexos</w:t>
+            </w:r>
+            <w:r>
+              <w:rPr>
+                <w:noProof/>
+                <w:webHidden/>
+              </w:rPr>
+              <w:tab/>
+            </w:r>
+            <w:r>
+              <w:rPr>
+                <w:noProof/>
+                <w:webHidden/>
+              </w:rPr>
+              <w:fldChar w:fldCharType="begin"/>
+            </w:r>
+            <w:r>
+              <w:rPr>
+                <w:noProof/>
+                <w:webHidden/>
+              </w:rPr>
+              <w:instrText xml:space="preserve"> PAGEREF _Toc227910858 \h </w:instrText>
+            </w:r>
+            <w:r>
+              <w:rPr>
+                <w:noProof/>
+                <w:webHidden/>
+              </w:rPr>
+            </w:r>
+            <w:r>
+              <w:rPr>
+                <w:noProof/>
+                <w:webHidden/>
+              </w:rPr>
+              <w:fldChar w:fldCharType="separate"/>
+            </w:r>
+            <w:r>
+              <w:rPr>
+                <w:noProof/>
+                <w:webHidden/>
+              </w:rPr>
+              <w:t>11</w:t>
             </w:r>
             <w:r>
               <w:rPr>
@@ -805,15 +1690,45 @@
           <w:lang w:val="pt-BR"/>
         </w:rPr>
       </w:pPr>
-      <w:bookmarkStart w:id="1" w:name="_Toc227849614"/>
-      <w:r>
-        <w:rPr>
-          <w:lang w:val="pt-BR"/>
-        </w:rPr>
-        <w:lastRenderedPageBreak/>
+      <w:bookmarkStart w:id="1" w:name="_Toc227910845"/>
+      <w:r>
+        <w:rPr>
+          <w:lang w:val="pt-BR"/>
+        </w:rPr>
         <w:t>Introdução</w:t>
       </w:r>
       <w:bookmarkEnd w:id="1"/>
+    </w:p>
+    <w:p>
+      <w:pPr>
+        <w:rPr>
+          <w:sz w:val="26"/>
+          <w:szCs w:val="28"/>
+          <w:lang w:val="pt-BR"/>
+        </w:rPr>
+      </w:pPr>
+      <w:r>
+        <w:rPr>
+          <w:sz w:val="26"/>
+          <w:szCs w:val="28"/>
+          <w:lang w:val="pt-BR"/>
+        </w:rPr>
+        <w:t>Durante o desenvolvimento de um sistema web para controle e monitoramento de dispositivos IOT, surgiu-se a necessidade da documentação do processo de desenvolvimento.</w:t>
+      </w:r>
+    </w:p>
+    <w:p>
+      <w:pPr>
+        <w:rPr>
+          <w:lang w:val="pt-BR"/>
+        </w:rPr>
+      </w:pPr>
+    </w:p>
+    <w:p>
+      <w:pPr>
+        <w:rPr>
+          <w:lang w:val="pt-BR"/>
+        </w:rPr>
+      </w:pPr>
     </w:p>
     <w:p>
       <w:pPr>
@@ -843,15 +1758,1092 @@
           <w:lang w:val="pt-BR"/>
         </w:rPr>
       </w:pPr>
-      <w:bookmarkStart w:id="2" w:name="_Toc227849615"/>
+      <w:bookmarkStart w:id="2" w:name="_Toc227910846"/>
       <w:r>
         <w:rPr>
           <w:lang w:val="pt-BR"/>
         </w:rPr>
         <w:lastRenderedPageBreak/>
-        <w:t>Objetivo da aplicação</w:t>
+        <w:t>Objetivo</w:t>
+      </w:r>
+      <w:r>
+        <w:rPr>
+          <w:lang w:val="pt-BR"/>
+        </w:rPr>
+        <w:t>s</w:t>
+      </w:r>
+      <w:r>
+        <w:rPr>
+          <w:lang w:val="pt-BR"/>
+        </w:rPr>
+        <w:t xml:space="preserve"> da aplicação</w:t>
       </w:r>
       <w:bookmarkEnd w:id="2"/>
+    </w:p>
+    <w:p>
+      <w:pPr>
+        <w:pStyle w:val="PargrafodaLista"/>
+        <w:numPr>
+          <w:ilvl w:val="0"/>
+          <w:numId w:val="6"/>
+        </w:numPr>
+        <w:rPr>
+          <w:lang w:val="pt-BR"/>
+        </w:rPr>
+      </w:pPr>
+      <w:r>
+        <w:rPr>
+          <w:lang w:val="pt-BR"/>
+        </w:rPr>
+        <w:t>Possibilitar a associação de dispositivos IOT a um usuário</w:t>
+      </w:r>
+    </w:p>
+    <w:p>
+      <w:pPr>
+        <w:pStyle w:val="PargrafodaLista"/>
+        <w:numPr>
+          <w:ilvl w:val="0"/>
+          <w:numId w:val="6"/>
+        </w:numPr>
+        <w:rPr>
+          <w:lang w:val="pt-BR"/>
+        </w:rPr>
+      </w:pPr>
+      <w:r>
+        <w:rPr>
+          <w:lang w:val="pt-BR"/>
+        </w:rPr>
+        <w:t>Possibilitar o monitoramento do consumo de aparelhos eletrônicos</w:t>
+      </w:r>
+    </w:p>
+    <w:p>
+      <w:pPr>
+        <w:pStyle w:val="PargrafodaLista"/>
+        <w:numPr>
+          <w:ilvl w:val="0"/>
+          <w:numId w:val="6"/>
+        </w:numPr>
+        <w:rPr>
+          <w:lang w:val="pt-BR"/>
+        </w:rPr>
+      </w:pPr>
+      <w:r>
+        <w:rPr>
+          <w:lang w:val="pt-BR"/>
+        </w:rPr>
+        <w:t xml:space="preserve">Permitir </w:t>
+      </w:r>
+      <w:r>
+        <w:rPr>
+          <w:lang w:val="pt-BR"/>
+        </w:rPr>
+        <w:t>a criação de eventos de ligamento e desligamento remoto do aparelho.</w:t>
+      </w:r>
+    </w:p>
+    <w:p>
+      <w:pPr>
+        <w:pStyle w:val="PargrafodaLista"/>
+        <w:numPr>
+          <w:ilvl w:val="0"/>
+          <w:numId w:val="6"/>
+        </w:numPr>
+        <w:rPr>
+          <w:lang w:val="pt-BR"/>
+        </w:rPr>
+      </w:pPr>
+      <w:r>
+        <w:rPr>
+          <w:lang w:val="pt-BR"/>
+        </w:rPr>
+        <w:t>Visualizar um histórico de consumo em um sensor e seus dispositivos conectados.</w:t>
+      </w:r>
+    </w:p>
+    <w:p>
+      <w:pPr>
+        <w:rPr>
+          <w:lang w:val="pt-BR"/>
+        </w:rPr>
+      </w:pPr>
+      <w:r>
+        <w:rPr>
+          <w:lang w:val="pt-BR"/>
+        </w:rPr>
+        <w:br w:type="page"/>
+      </w:r>
+    </w:p>
+    <w:p>
+      <w:pPr>
+        <w:pStyle w:val="Ttulo2"/>
+        <w:numPr>
+          <w:ilvl w:val="0"/>
+          <w:numId w:val="5"/>
+        </w:numPr>
+        <w:rPr>
+          <w:lang w:val="pt-BR"/>
+        </w:rPr>
+      </w:pPr>
+      <w:bookmarkStart w:id="3" w:name="_Toc227910847"/>
+      <w:r>
+        <w:rPr>
+          <w:lang w:val="pt-BR"/>
+        </w:rPr>
+        <w:lastRenderedPageBreak/>
+        <w:t>Lista de eventos</w:t>
+      </w:r>
+      <w:bookmarkEnd w:id="3"/>
+    </w:p>
+    <w:p>
+      <w:pPr>
+        <w:pStyle w:val="Ttulo3"/>
+        <w:numPr>
+          <w:ilvl w:val="1"/>
+          <w:numId w:val="5"/>
+        </w:numPr>
+        <w:rPr>
+          <w:lang w:val="pt-BR"/>
+        </w:rPr>
+      </w:pPr>
+      <w:bookmarkStart w:id="4" w:name="_Toc227910848"/>
+      <w:r>
+        <w:rPr>
+          <w:lang w:val="pt-BR"/>
+        </w:rPr>
+        <w:t>Requisitos funcionais</w:t>
+      </w:r>
+      <w:bookmarkEnd w:id="4"/>
+    </w:p>
+    <w:p>
+      <w:pPr>
+        <w:pStyle w:val="PargrafodaLista"/>
+        <w:numPr>
+          <w:ilvl w:val="0"/>
+          <w:numId w:val="7"/>
+        </w:numPr>
+        <w:rPr>
+          <w:lang w:val="pt-BR"/>
+        </w:rPr>
+      </w:pPr>
+      <w:r>
+        <w:rPr>
+          <w:lang w:val="pt-BR"/>
+        </w:rPr>
+        <w:t>RF 001 – Controle de dispositivo</w:t>
+      </w:r>
+      <w:r>
+        <w:rPr>
+          <w:lang w:val="pt-BR"/>
+        </w:rPr>
+        <w:t>s</w:t>
+      </w:r>
+      <w:r>
+        <w:rPr>
+          <w:lang w:val="pt-BR"/>
+        </w:rPr>
+        <w:t xml:space="preserve"> </w:t>
+      </w:r>
+      <w:proofErr w:type="spellStart"/>
+      <w:r>
+        <w:rPr>
+          <w:lang w:val="pt-BR"/>
+        </w:rPr>
+        <w:t>I</w:t>
+      </w:r>
+      <w:r>
+        <w:rPr>
+          <w:lang w:val="pt-BR"/>
+        </w:rPr>
+        <w:t>o</w:t>
+      </w:r>
+      <w:r>
+        <w:rPr>
+          <w:lang w:val="pt-BR"/>
+        </w:rPr>
+        <w:t>T</w:t>
+      </w:r>
+      <w:proofErr w:type="spellEnd"/>
+    </w:p>
+    <w:p>
+      <w:pPr>
+        <w:pStyle w:val="PargrafodaLista"/>
+        <w:numPr>
+          <w:ilvl w:val="1"/>
+          <w:numId w:val="7"/>
+        </w:numPr>
+        <w:rPr>
+          <w:lang w:val="pt-BR"/>
+        </w:rPr>
+      </w:pPr>
+      <w:r>
+        <w:rPr>
+          <w:lang w:val="pt-BR"/>
+        </w:rPr>
+        <w:t xml:space="preserve">O sistema deve permitir que um usuário autenticado cadastre um novo dispositivo </w:t>
+      </w:r>
+      <w:proofErr w:type="spellStart"/>
+      <w:r>
+        <w:rPr>
+          <w:lang w:val="pt-BR"/>
+        </w:rPr>
+        <w:t>IoT</w:t>
+      </w:r>
+      <w:proofErr w:type="spellEnd"/>
+      <w:r>
+        <w:rPr>
+          <w:lang w:val="pt-BR"/>
+        </w:rPr>
+        <w:t xml:space="preserve"> informando nome e identificador único do dispositivo.</w:t>
+      </w:r>
+    </w:p>
+    <w:p>
+      <w:pPr>
+        <w:pStyle w:val="PargrafodaLista"/>
+        <w:numPr>
+          <w:ilvl w:val="1"/>
+          <w:numId w:val="7"/>
+        </w:numPr>
+        <w:rPr>
+          <w:lang w:val="pt-BR"/>
+        </w:rPr>
+      </w:pPr>
+      <w:r>
+        <w:rPr>
+          <w:lang w:val="pt-BR"/>
+        </w:rPr>
+        <w:t>O sistema deve gerar automaticamente um token exclusivo para autenticação do dispositivo após o cadastro.</w:t>
+      </w:r>
+    </w:p>
+    <w:p>
+      <w:pPr>
+        <w:pStyle w:val="PargrafodaLista"/>
+        <w:numPr>
+          <w:ilvl w:val="1"/>
+          <w:numId w:val="7"/>
+        </w:numPr>
+        <w:rPr>
+          <w:lang w:val="pt-BR"/>
+        </w:rPr>
+      </w:pPr>
+      <w:r>
+        <w:rPr>
+          <w:lang w:val="pt-BR"/>
+        </w:rPr>
+        <w:t>O sistema deve permitir que o usuário visualize a lista de dispositivos cadastrados.</w:t>
+      </w:r>
+    </w:p>
+    <w:p>
+      <w:pPr>
+        <w:pStyle w:val="PargrafodaLista"/>
+        <w:numPr>
+          <w:ilvl w:val="1"/>
+          <w:numId w:val="7"/>
+        </w:numPr>
+        <w:rPr>
+          <w:lang w:val="pt-BR"/>
+        </w:rPr>
+      </w:pPr>
+      <w:r>
+        <w:rPr>
+          <w:lang w:val="pt-BR"/>
+        </w:rPr>
+        <w:t>O sistema deve permitir ativar e desativar um dispositivo.</w:t>
+      </w:r>
+    </w:p>
+    <w:p>
+      <w:pPr>
+        <w:pStyle w:val="PargrafodaLista"/>
+        <w:numPr>
+          <w:ilvl w:val="1"/>
+          <w:numId w:val="7"/>
+        </w:numPr>
+        <w:rPr>
+          <w:lang w:val="pt-BR"/>
+        </w:rPr>
+      </w:pPr>
+      <w:r>
+        <w:rPr>
+          <w:lang w:val="pt-BR"/>
+        </w:rPr>
+        <w:t>O sistema deve registrar eventos associados a um dispositivo (</w:t>
+      </w:r>
+      <w:proofErr w:type="spellStart"/>
+      <w:r>
+        <w:rPr>
+          <w:lang w:val="pt-BR"/>
+        </w:rPr>
+        <w:t>ex</w:t>
+      </w:r>
+      <w:proofErr w:type="spellEnd"/>
+      <w:r>
+        <w:rPr>
+          <w:lang w:val="pt-BR"/>
+        </w:rPr>
+        <w:t>: desligamento remoto, consumo alto, perda de comunicação).</w:t>
+      </w:r>
+    </w:p>
+    <w:p>
+      <w:pPr>
+        <w:pStyle w:val="PargrafodaLista"/>
+        <w:numPr>
+          <w:ilvl w:val="0"/>
+          <w:numId w:val="7"/>
+        </w:numPr>
+        <w:rPr>
+          <w:lang w:val="pt-BR"/>
+        </w:rPr>
+      </w:pPr>
+      <w:r>
+        <w:rPr>
+          <w:lang w:val="pt-BR"/>
+        </w:rPr>
+        <w:t>RF 002 – Monitoramento das métricas do dispositivo</w:t>
+      </w:r>
+    </w:p>
+    <w:p>
+      <w:pPr>
+        <w:pStyle w:val="PargrafodaLista"/>
+        <w:numPr>
+          <w:ilvl w:val="1"/>
+          <w:numId w:val="7"/>
+        </w:numPr>
+        <w:rPr>
+          <w:lang w:val="pt-BR"/>
+        </w:rPr>
+      </w:pPr>
+      <w:r>
+        <w:rPr>
+          <w:lang w:val="pt-BR"/>
+        </w:rPr>
+        <w:t>O sistema deve receber periodicamente métricas enviadas pelo dispositivo (corrente, potência, estado).</w:t>
+      </w:r>
+    </w:p>
+    <w:p>
+      <w:pPr>
+        <w:pStyle w:val="PargrafodaLista"/>
+        <w:numPr>
+          <w:ilvl w:val="1"/>
+          <w:numId w:val="7"/>
+        </w:numPr>
+        <w:rPr>
+          <w:lang w:val="pt-BR"/>
+        </w:rPr>
+      </w:pPr>
+      <w:r>
+        <w:rPr>
+          <w:lang w:val="pt-BR"/>
+        </w:rPr>
+        <w:t>O sistema deve armazenar o histórico de telemetrias do dispositivo.</w:t>
+      </w:r>
+    </w:p>
+    <w:p>
+      <w:pPr>
+        <w:pStyle w:val="PargrafodaLista"/>
+        <w:numPr>
+          <w:ilvl w:val="1"/>
+          <w:numId w:val="7"/>
+        </w:numPr>
+        <w:rPr>
+          <w:lang w:val="pt-BR"/>
+        </w:rPr>
+      </w:pPr>
+      <w:r>
+        <w:rPr>
+          <w:lang w:val="pt-BR"/>
+        </w:rPr>
+        <w:t>O sistema deve calcular o consumo energético do dispositivo com base nas telemetrias recebidas.</w:t>
+      </w:r>
+    </w:p>
+    <w:p>
+      <w:pPr>
+        <w:pStyle w:val="PargrafodaLista"/>
+        <w:numPr>
+          <w:ilvl w:val="1"/>
+          <w:numId w:val="7"/>
+        </w:numPr>
+        <w:rPr>
+          <w:lang w:val="pt-BR"/>
+        </w:rPr>
+      </w:pPr>
+      <w:r>
+        <w:rPr>
+          <w:lang w:val="pt-BR"/>
+        </w:rPr>
+        <w:t>O sistema deve apresentar gráficos de consumo energético por período (dia, semana, mês).</w:t>
+      </w:r>
+    </w:p>
+    <w:p>
+      <w:pPr>
+        <w:pStyle w:val="PargrafodaLista"/>
+        <w:numPr>
+          <w:ilvl w:val="1"/>
+          <w:numId w:val="7"/>
+        </w:numPr>
+        <w:rPr>
+          <w:lang w:val="pt-BR"/>
+        </w:rPr>
+      </w:pPr>
+      <w:r>
+        <w:rPr>
+          <w:lang w:val="pt-BR"/>
+        </w:rPr>
+        <w:t>O sistema deve indicar quando um dispositivo ficar sem enviar telemetria por um período superior ao configurado.</w:t>
+      </w:r>
+    </w:p>
+    <w:p>
+      <w:pPr>
+        <w:pStyle w:val="PargrafodaLista"/>
+        <w:numPr>
+          <w:ilvl w:val="0"/>
+          <w:numId w:val="7"/>
+        </w:numPr>
+        <w:rPr>
+          <w:lang w:val="pt-BR"/>
+        </w:rPr>
+      </w:pPr>
+      <w:r>
+        <w:rPr>
+          <w:lang w:val="pt-BR"/>
+        </w:rPr>
+        <w:t>RF 003 – Comandos remotos e agendamentos</w:t>
+      </w:r>
+    </w:p>
+    <w:p>
+      <w:pPr>
+        <w:pStyle w:val="PargrafodaLista"/>
+        <w:numPr>
+          <w:ilvl w:val="1"/>
+          <w:numId w:val="7"/>
+        </w:numPr>
+        <w:rPr>
+          <w:lang w:val="pt-BR"/>
+        </w:rPr>
+      </w:pPr>
+      <w:r>
+        <w:rPr>
+          <w:lang w:val="pt-BR"/>
+        </w:rPr>
+        <w:t xml:space="preserve">O </w:t>
+      </w:r>
+      <w:r>
+        <w:rPr>
+          <w:lang w:val="pt-BR"/>
+        </w:rPr>
+        <w:t>sistema deve permitir que o usuário envie comandos remotos para ligar ou desligar o dispositivo.</w:t>
+      </w:r>
+    </w:p>
+    <w:p>
+      <w:pPr>
+        <w:pStyle w:val="PargrafodaLista"/>
+        <w:numPr>
+          <w:ilvl w:val="1"/>
+          <w:numId w:val="7"/>
+        </w:numPr>
+        <w:rPr>
+          <w:lang w:val="pt-BR"/>
+        </w:rPr>
+      </w:pPr>
+      <w:r>
+        <w:rPr>
+          <w:lang w:val="pt-BR"/>
+        </w:rPr>
+        <w:t xml:space="preserve">O </w:t>
+      </w:r>
+      <w:r>
+        <w:rPr>
+          <w:lang w:val="pt-BR"/>
+        </w:rPr>
+        <w:t>sistema deve permitir o agendamento de comandos para execução em data e hora específicas.</w:t>
+      </w:r>
+    </w:p>
+    <w:p>
+      <w:pPr>
+        <w:pStyle w:val="PargrafodaLista"/>
+        <w:numPr>
+          <w:ilvl w:val="1"/>
+          <w:numId w:val="7"/>
+        </w:numPr>
+        <w:rPr>
+          <w:lang w:val="pt-BR"/>
+        </w:rPr>
+      </w:pPr>
+      <w:r>
+        <w:rPr>
+          <w:lang w:val="pt-BR"/>
+        </w:rPr>
+        <w:t xml:space="preserve">O </w:t>
+      </w:r>
+      <w:r>
+        <w:rPr>
+          <w:lang w:val="pt-BR"/>
+        </w:rPr>
+        <w:t>sistema deve disponibilizar para o dispositivo os comandos pendentes a cada requisição de consulta.</w:t>
+      </w:r>
+    </w:p>
+    <w:p>
+      <w:pPr>
+        <w:pStyle w:val="PargrafodaLista"/>
+        <w:numPr>
+          <w:ilvl w:val="1"/>
+          <w:numId w:val="7"/>
+        </w:numPr>
+        <w:rPr>
+          <w:lang w:val="pt-BR"/>
+        </w:rPr>
+      </w:pPr>
+      <w:r>
+        <w:rPr>
+          <w:lang w:val="pt-BR"/>
+        </w:rPr>
+        <w:t xml:space="preserve">O </w:t>
+      </w:r>
+      <w:r>
+        <w:rPr>
+          <w:lang w:val="pt-BR"/>
+        </w:rPr>
+        <w:t>sistema deve registrar quando um comando foi executado pelo dispositivo.</w:t>
+      </w:r>
+    </w:p>
+    <w:p>
+      <w:pPr>
+        <w:pStyle w:val="PargrafodaLista"/>
+        <w:numPr>
+          <w:ilvl w:val="0"/>
+          <w:numId w:val="7"/>
+        </w:numPr>
+        <w:rPr>
+          <w:lang w:val="pt-BR"/>
+        </w:rPr>
+      </w:pPr>
+      <w:r>
+        <w:rPr>
+          <w:lang w:val="pt-BR"/>
+        </w:rPr>
+        <w:t>RF 004 – Notificações</w:t>
+      </w:r>
+    </w:p>
+    <w:p>
+      <w:pPr>
+        <w:pStyle w:val="NormalWeb"/>
+        <w:numPr>
+          <w:ilvl w:val="1"/>
+          <w:numId w:val="7"/>
+        </w:numPr>
+      </w:pPr>
+      <w:r>
+        <w:t>O sistema deve notificar o usuário quando um dispositivo for desligado fisicamente.</w:t>
+      </w:r>
+    </w:p>
+    <w:p>
+      <w:pPr>
+        <w:pStyle w:val="NormalWeb"/>
+        <w:numPr>
+          <w:ilvl w:val="1"/>
+          <w:numId w:val="7"/>
+        </w:numPr>
+      </w:pPr>
+      <w:r>
+        <w:t>O sistema deve notificar o usuário quando o consumo ultrapassar um limite configurado.</w:t>
+      </w:r>
+    </w:p>
+    <w:p>
+      <w:pPr>
+        <w:pStyle w:val="NormalWeb"/>
+        <w:numPr>
+          <w:ilvl w:val="1"/>
+          <w:numId w:val="7"/>
+        </w:numPr>
+      </w:pPr>
+      <w:r>
+        <w:t>O sistema deve notificar o usuário quando um dispositivo ficar offline.</w:t>
+      </w:r>
+    </w:p>
+    <w:p>
+      <w:pPr>
+        <w:pStyle w:val="PargrafodaLista"/>
+        <w:numPr>
+          <w:ilvl w:val="0"/>
+          <w:numId w:val="7"/>
+        </w:numPr>
+        <w:rPr>
+          <w:lang w:val="pt-BR"/>
+        </w:rPr>
+      </w:pPr>
+      <w:r>
+        <w:rPr>
+          <w:lang w:val="pt-BR"/>
+        </w:rPr>
+        <w:t xml:space="preserve">RF 004 – </w:t>
+      </w:r>
+      <w:r>
+        <w:rPr>
+          <w:lang w:val="pt-BR"/>
+        </w:rPr>
+        <w:t>Gerenciamento de usuários</w:t>
+      </w:r>
+    </w:p>
+    <w:p>
+      <w:pPr>
+        <w:pStyle w:val="PargrafodaLista"/>
+        <w:numPr>
+          <w:ilvl w:val="1"/>
+          <w:numId w:val="7"/>
+        </w:numPr>
+        <w:rPr>
+          <w:lang w:val="pt-BR"/>
+        </w:rPr>
+      </w:pPr>
+      <w:r>
+        <w:rPr>
+          <w:lang w:val="pt-BR"/>
+        </w:rPr>
+        <w:t>O sistema deve p</w:t>
+      </w:r>
+      <w:r>
+        <w:rPr>
+          <w:lang w:val="pt-BR"/>
+        </w:rPr>
+        <w:t>ermitir cadastro de usuário</w:t>
+      </w:r>
+    </w:p>
+    <w:p>
+      <w:pPr>
+        <w:pStyle w:val="NormalWeb"/>
+        <w:numPr>
+          <w:ilvl w:val="1"/>
+          <w:numId w:val="7"/>
+        </w:numPr>
+      </w:pPr>
+      <w:bookmarkStart w:id="5" w:name="_Toc227910849"/>
+      <w:r>
+        <w:t>O sistema deve permitir autenticação de usuário.</w:t>
+      </w:r>
+    </w:p>
+    <w:p>
+      <w:pPr>
+        <w:pStyle w:val="NormalWeb"/>
+        <w:numPr>
+          <w:ilvl w:val="1"/>
+          <w:numId w:val="7"/>
+        </w:numPr>
+      </w:pPr>
+      <w:r>
+        <w:lastRenderedPageBreak/>
+        <w:t>O sistema deve permitir recuperação de senha.</w:t>
+      </w:r>
+    </w:p>
+    <w:p>
+      <w:pPr>
+        <w:pStyle w:val="NormalWeb"/>
+        <w:numPr>
+          <w:ilvl w:val="1"/>
+          <w:numId w:val="7"/>
+        </w:numPr>
+      </w:pPr>
+      <w:r>
+        <w:t>O sistema deve garantir que cada usuário visualize apenas seus próprios dispositivos.</w:t>
+      </w:r>
+    </w:p>
+    <w:p>
+      <w:pPr>
+        <w:pStyle w:val="Ttulo3"/>
+        <w:numPr>
+          <w:ilvl w:val="1"/>
+          <w:numId w:val="5"/>
+        </w:numPr>
+        <w:rPr>
+          <w:lang w:val="pt-BR"/>
+        </w:rPr>
+      </w:pPr>
+      <w:r>
+        <w:rPr>
+          <w:lang w:val="pt-BR"/>
+        </w:rPr>
+        <w:t>Requisitos não funcionais</w:t>
+      </w:r>
+      <w:bookmarkEnd w:id="5"/>
+    </w:p>
+    <w:p>
+      <w:pPr>
+        <w:pStyle w:val="PargrafodaLista"/>
+        <w:numPr>
+          <w:ilvl w:val="0"/>
+          <w:numId w:val="9"/>
+        </w:numPr>
+      </w:pPr>
+      <w:r>
+        <w:t xml:space="preserve">RNF 001 – </w:t>
+      </w:r>
+      <w:proofErr w:type="spellStart"/>
+      <w:r>
+        <w:t>Segurança</w:t>
+      </w:r>
+      <w:proofErr w:type="spellEnd"/>
+      <w:r>
+        <w:t xml:space="preserve"> de </w:t>
+      </w:r>
+      <w:proofErr w:type="spellStart"/>
+      <w:r>
+        <w:t>Comunicação</w:t>
+      </w:r>
+      <w:proofErr w:type="spellEnd"/>
+    </w:p>
+    <w:p>
+      <w:pPr>
+        <w:pStyle w:val="NormalWeb"/>
+        <w:numPr>
+          <w:ilvl w:val="1"/>
+          <w:numId w:val="9"/>
+        </w:numPr>
+      </w:pPr>
+      <w:r>
+        <w:t xml:space="preserve">Toda comunicação entre dispositivos </w:t>
+      </w:r>
+      <w:proofErr w:type="spellStart"/>
+      <w:r>
+        <w:t>IoT</w:t>
+      </w:r>
+      <w:proofErr w:type="spellEnd"/>
+      <w:r>
+        <w:t xml:space="preserve"> e a API deve ocorrer exclusivamente via HTTPS.</w:t>
+      </w:r>
+    </w:p>
+    <w:p>
+      <w:pPr>
+        <w:pStyle w:val="NormalWeb"/>
+        <w:numPr>
+          <w:ilvl w:val="1"/>
+          <w:numId w:val="9"/>
+        </w:numPr>
+      </w:pPr>
+      <w:r>
+        <w:t>O dispositivo deve se autenticar utilizando token exclusivo gerado pelo sistema.</w:t>
+      </w:r>
+    </w:p>
+    <w:p>
+      <w:pPr>
+        <w:pStyle w:val="NormalWeb"/>
+        <w:numPr>
+          <w:ilvl w:val="1"/>
+          <w:numId w:val="9"/>
+        </w:numPr>
+      </w:pPr>
+      <w:r>
+        <w:t xml:space="preserve">Usuários devem se autenticar utilizando mecanismo seguro de autenticação (token </w:t>
+      </w:r>
+      <w:proofErr w:type="spellStart"/>
+      <w:r>
+        <w:t>Bearer</w:t>
+      </w:r>
+      <w:proofErr w:type="spellEnd"/>
+      <w:r>
+        <w:t>).</w:t>
+      </w:r>
+    </w:p>
+    <w:p>
+      <w:pPr>
+        <w:pStyle w:val="NormalWeb"/>
+        <w:numPr>
+          <w:ilvl w:val="1"/>
+          <w:numId w:val="9"/>
+        </w:numPr>
+      </w:pPr>
+      <w:r>
+        <w:t>O sistema deve impedir que um dispositivo acesse dados de outro dispositivo.</w:t>
+      </w:r>
+    </w:p>
+    <w:p>
+      <w:pPr>
+        <w:pStyle w:val="PargrafodaLista"/>
+        <w:numPr>
+          <w:ilvl w:val="0"/>
+          <w:numId w:val="9"/>
+        </w:numPr>
+        <w:rPr>
+          <w:lang w:val="pt-BR"/>
+        </w:rPr>
+      </w:pPr>
+      <w:r>
+        <w:rPr>
+          <w:lang w:val="pt-BR"/>
+        </w:rPr>
+        <w:t>RNF 002 – Desempenho e Eficiência</w:t>
+      </w:r>
+    </w:p>
+    <w:p>
+      <w:pPr>
+        <w:pStyle w:val="NormalWeb"/>
+        <w:numPr>
+          <w:ilvl w:val="1"/>
+          <w:numId w:val="9"/>
+        </w:numPr>
+      </w:pPr>
+      <w:r>
+        <w:t>O dispositivo não deve realizar requisições à API em intervalos menores que o configurado para evitar sobrecarga.</w:t>
+      </w:r>
+    </w:p>
+    <w:p>
+      <w:pPr>
+        <w:pStyle w:val="NormalWeb"/>
+        <w:numPr>
+          <w:ilvl w:val="1"/>
+          <w:numId w:val="9"/>
+        </w:numPr>
+      </w:pPr>
+      <w:r>
+        <w:t>O envio de telemetria deve ocorrer apenas quando houver variação significativa nas medições ou após tempo máximo definido.</w:t>
+      </w:r>
+    </w:p>
+    <w:p>
+      <w:pPr>
+        <w:pStyle w:val="NormalWeb"/>
+        <w:numPr>
+          <w:ilvl w:val="1"/>
+          <w:numId w:val="9"/>
+        </w:numPr>
+      </w:pPr>
+      <w:r>
+        <w:t xml:space="preserve">A API deve ser capaz de responder às requisições do dispositivo em até 500 </w:t>
+      </w:r>
+      <w:proofErr w:type="spellStart"/>
+      <w:r>
+        <w:t>ms</w:t>
+      </w:r>
+      <w:proofErr w:type="spellEnd"/>
+      <w:r>
+        <w:t xml:space="preserve"> em condições normais.</w:t>
+      </w:r>
+    </w:p>
+    <w:p>
+      <w:pPr>
+        <w:pStyle w:val="PargrafodaLista"/>
+        <w:numPr>
+          <w:ilvl w:val="0"/>
+          <w:numId w:val="9"/>
+        </w:numPr>
+        <w:rPr>
+          <w:lang w:val="pt-BR"/>
+        </w:rPr>
+      </w:pPr>
+      <w:r>
+        <w:rPr>
+          <w:lang w:val="pt-BR"/>
+        </w:rPr>
+        <w:t>RNF 003 – Confiabilidade</w:t>
+      </w:r>
+    </w:p>
+    <w:p>
+      <w:pPr>
+        <w:pStyle w:val="NormalWeb"/>
+        <w:numPr>
+          <w:ilvl w:val="1"/>
+          <w:numId w:val="9"/>
+        </w:numPr>
+      </w:pPr>
+      <w:r>
+        <w:t>O dispositivo deve continuar funcionando mesmo sem conexão com a internet.</w:t>
+      </w:r>
+    </w:p>
+    <w:p>
+      <w:pPr>
+        <w:pStyle w:val="NormalWeb"/>
+        <w:numPr>
+          <w:ilvl w:val="1"/>
+          <w:numId w:val="9"/>
+        </w:numPr>
+      </w:pPr>
+      <w:r>
+        <w:t>O dispositivo deve armazenar temporariamente medições quando não conseguir enviá-las e reenviar posteriormente.</w:t>
+      </w:r>
+    </w:p>
+    <w:p>
+      <w:pPr>
+        <w:pStyle w:val="NormalWeb"/>
+        <w:numPr>
+          <w:ilvl w:val="1"/>
+          <w:numId w:val="9"/>
+        </w:numPr>
+      </w:pPr>
+      <w:r>
+        <w:t>O sistema deve registrar logs de falhas de comunicação entre dispositivo e servidor.</w:t>
+      </w:r>
+    </w:p>
+    <w:p>
+      <w:pPr>
+        <w:pStyle w:val="PargrafodaLista"/>
+        <w:numPr>
+          <w:ilvl w:val="0"/>
+          <w:numId w:val="9"/>
+        </w:numPr>
+        <w:rPr>
+          <w:lang w:val="pt-BR"/>
+        </w:rPr>
+      </w:pPr>
+      <w:r>
+        <w:rPr>
+          <w:lang w:val="pt-BR"/>
+        </w:rPr>
+        <w:t>RNF 004 – Escalabilidade</w:t>
+      </w:r>
+    </w:p>
+    <w:p>
+      <w:pPr>
+        <w:pStyle w:val="NormalWeb"/>
+        <w:numPr>
+          <w:ilvl w:val="1"/>
+          <w:numId w:val="9"/>
+        </w:numPr>
+      </w:pPr>
+      <w:r>
+        <w:t>O sistema deve suportar múltiplos dispositivos por usuário sem perda de desempenho.</w:t>
+      </w:r>
+    </w:p>
+    <w:p>
+      <w:pPr>
+        <w:pStyle w:val="NormalWeb"/>
+        <w:numPr>
+          <w:ilvl w:val="1"/>
+          <w:numId w:val="9"/>
+        </w:numPr>
+      </w:pPr>
+      <w:r>
+        <w:t>O banco de dados deve suportar grande volume de telemetrias históricas.</w:t>
+      </w:r>
+    </w:p>
+    <w:p>
+      <w:pPr>
+        <w:pStyle w:val="PargrafodaLista"/>
+        <w:numPr>
+          <w:ilvl w:val="0"/>
+          <w:numId w:val="9"/>
+        </w:numPr>
+        <w:rPr>
+          <w:lang w:val="pt-BR"/>
+        </w:rPr>
+      </w:pPr>
+      <w:r>
+        <w:rPr>
+          <w:lang w:val="pt-BR"/>
+        </w:rPr>
+        <w:t>RNF 00</w:t>
+      </w:r>
+      <w:r>
+        <w:rPr>
+          <w:lang w:val="pt-BR"/>
+        </w:rPr>
+        <w:t>5</w:t>
+      </w:r>
+      <w:r>
+        <w:rPr>
+          <w:lang w:val="pt-BR"/>
+        </w:rPr>
+        <w:t xml:space="preserve"> – Manutenibilidade</w:t>
+      </w:r>
+    </w:p>
+    <w:p>
+      <w:pPr>
+        <w:pStyle w:val="NormalWeb"/>
+        <w:numPr>
+          <w:ilvl w:val="1"/>
+          <w:numId w:val="9"/>
+        </w:numPr>
+      </w:pPr>
+      <w:r>
+        <w:t>O sistema deve seguir padrão arquitetural MVC.</w:t>
+      </w:r>
+    </w:p>
+    <w:p>
+      <w:pPr>
+        <w:pStyle w:val="NormalWeb"/>
+        <w:numPr>
+          <w:ilvl w:val="1"/>
+          <w:numId w:val="9"/>
+        </w:numPr>
+      </w:pPr>
+      <w:r>
+        <w:t xml:space="preserve">O código deve ser organizado de forma desacoplada, permitindo manutenção independente entre API, </w:t>
+      </w:r>
+      <w:proofErr w:type="spellStart"/>
+      <w:r>
+        <w:t>frontend</w:t>
+      </w:r>
+      <w:proofErr w:type="spellEnd"/>
+      <w:r>
+        <w:t xml:space="preserve"> e firmware do dispositivo.</w:t>
+      </w:r>
+    </w:p>
+    <w:p>
+      <w:pPr>
+        <w:pStyle w:val="NormalWeb"/>
+        <w:numPr>
+          <w:ilvl w:val="1"/>
+          <w:numId w:val="9"/>
+        </w:numPr>
+      </w:pPr>
+      <w:r>
+        <w:t>A API deve ser documentada para permitir fácil integração com outros dispositivos.</w:t>
+      </w:r>
+    </w:p>
+    <w:p>
+      <w:pPr>
+        <w:pStyle w:val="PargrafodaLista"/>
+        <w:numPr>
+          <w:ilvl w:val="0"/>
+          <w:numId w:val="9"/>
+        </w:numPr>
+        <w:rPr>
+          <w:lang w:val="pt-BR"/>
+        </w:rPr>
+      </w:pPr>
+      <w:r>
+        <w:rPr>
+          <w:lang w:val="pt-BR"/>
+        </w:rPr>
+        <w:t>RNF 007 – Usabilidade</w:t>
+      </w:r>
+    </w:p>
+    <w:p>
+      <w:pPr>
+        <w:pStyle w:val="NormalWeb"/>
+        <w:numPr>
+          <w:ilvl w:val="1"/>
+          <w:numId w:val="9"/>
+        </w:numPr>
+      </w:pPr>
+      <w:r>
+        <w:t>O usuário deve conseguir visualizar o estado de seus dispositivos em tempo real no dashboard.</w:t>
+      </w:r>
+    </w:p>
+    <w:p>
+      <w:pPr>
+        <w:pStyle w:val="NormalWeb"/>
+        <w:numPr>
+          <w:ilvl w:val="1"/>
+          <w:numId w:val="9"/>
+        </w:numPr>
+      </w:pPr>
+      <w:r>
+        <w:t>O sistema deve apresentar os dados de consumo de forma gráfica e intuitiva.</w:t>
+      </w:r>
+    </w:p>
+    <w:p>
+      <w:pPr>
+        <w:pStyle w:val="Ttulo2"/>
+        <w:numPr>
+          <w:ilvl w:val="0"/>
+          <w:numId w:val="5"/>
+        </w:numPr>
+        <w:rPr>
+          <w:lang w:val="pt-BR"/>
+        </w:rPr>
+      </w:pPr>
+      <w:bookmarkStart w:id="6" w:name="_Toc227910850"/>
+      <w:r>
+        <w:rPr>
+          <w:lang w:val="pt-BR"/>
+        </w:rPr>
+        <w:lastRenderedPageBreak/>
+        <w:t>Entidades</w:t>
+      </w:r>
+      <w:bookmarkEnd w:id="6"/>
     </w:p>
     <w:p>
       <w:pPr>
@@ -881,55 +2873,15 @@
           <w:lang w:val="pt-BR"/>
         </w:rPr>
       </w:pPr>
-      <w:bookmarkStart w:id="3" w:name="_Toc227849616"/>
+      <w:bookmarkStart w:id="7" w:name="_Toc227910851"/>
       <w:r>
         <w:rPr>
           <w:lang w:val="pt-BR"/>
         </w:rPr>
         <w:lastRenderedPageBreak/>
-        <w:t>Lista de eventos</w:t>
-      </w:r>
-      <w:bookmarkEnd w:id="3"/>
-    </w:p>
-    <w:p>
-      <w:pPr>
-        <w:pStyle w:val="Ttulo3"/>
-        <w:numPr>
-          <w:ilvl w:val="1"/>
-          <w:numId w:val="5"/>
-        </w:numPr>
-        <w:rPr>
-          <w:lang w:val="pt-BR"/>
-        </w:rPr>
-      </w:pPr>
-      <w:bookmarkStart w:id="4" w:name="_Toc227849617"/>
-      <w:r>
-        <w:rPr>
-          <w:lang w:val="pt-BR"/>
-        </w:rPr>
-        <w:t>Requisitos funcionais</w:t>
-      </w:r>
-      <w:bookmarkEnd w:id="4"/>
-    </w:p>
-    <w:p>
-      <w:pPr>
-        <w:pStyle w:val="Ttulo3"/>
-        <w:numPr>
-          <w:ilvl w:val="1"/>
-          <w:numId w:val="5"/>
-        </w:numPr>
-        <w:rPr>
-          <w:lang w:val="pt-BR"/>
-        </w:rPr>
-      </w:pPr>
-      <w:bookmarkStart w:id="5" w:name="_Toc227849618"/>
-      <w:r>
-        <w:rPr>
-          <w:lang w:val="pt-BR"/>
-        </w:rPr>
-        <w:t>Requisitos não funcionais</w:t>
-      </w:r>
-      <w:bookmarkEnd w:id="5"/>
+        <w:t>Diagramas</w:t>
+      </w:r>
+      <w:bookmarkEnd w:id="7"/>
     </w:p>
     <w:p>
       <w:pPr>
@@ -959,8 +2911,171 @@
           <w:lang w:val="pt-BR"/>
         </w:rPr>
       </w:pPr>
-      <w:bookmarkStart w:id="6" w:name="_Toc227849619"/>
-      <w:bookmarkEnd w:id="6"/>
+      <w:bookmarkStart w:id="8" w:name="_Toc227910852"/>
+      <w:r>
+        <w:rPr>
+          <w:lang w:val="pt-BR"/>
+        </w:rPr>
+        <w:lastRenderedPageBreak/>
+        <w:t>Modelo Comportamental</w:t>
+      </w:r>
+      <w:bookmarkEnd w:id="8"/>
+    </w:p>
+    <w:p>
+      <w:pPr>
+        <w:pStyle w:val="Ttulo3"/>
+        <w:numPr>
+          <w:ilvl w:val="1"/>
+          <w:numId w:val="5"/>
+        </w:numPr>
+        <w:rPr>
+          <w:lang w:val="pt-BR"/>
+        </w:rPr>
+      </w:pPr>
+      <w:bookmarkStart w:id="9" w:name="_Toc227910853"/>
+      <w:r>
+        <w:rPr>
+          <w:lang w:val="pt-BR"/>
+        </w:rPr>
+        <w:t>Tabela Pai/Filha; Relacionamento</w:t>
+      </w:r>
+      <w:bookmarkEnd w:id="9"/>
+    </w:p>
+    <w:p>
+      <w:pPr>
+        <w:pStyle w:val="Ttulo3"/>
+        <w:numPr>
+          <w:ilvl w:val="1"/>
+          <w:numId w:val="5"/>
+        </w:numPr>
+        <w:rPr>
+          <w:lang w:val="pt-BR"/>
+        </w:rPr>
+      </w:pPr>
+      <w:bookmarkStart w:id="10" w:name="_Toc227910854"/>
+      <w:r>
+        <w:rPr>
+          <w:lang w:val="pt-BR"/>
+        </w:rPr>
+        <w:t>Diagrama de contexto</w:t>
+      </w:r>
+      <w:bookmarkEnd w:id="10"/>
+    </w:p>
+    <w:p>
+      <w:pPr>
+        <w:pStyle w:val="Ttulo3"/>
+        <w:numPr>
+          <w:ilvl w:val="1"/>
+          <w:numId w:val="5"/>
+        </w:numPr>
+        <w:rPr>
+          <w:lang w:val="pt-BR"/>
+        </w:rPr>
+      </w:pPr>
+      <w:bookmarkStart w:id="11" w:name="_Toc227910855"/>
+      <w:r>
+        <w:rPr>
+          <w:lang w:val="pt-BR"/>
+        </w:rPr>
+        <w:t>DFD por nível 0</w:t>
+      </w:r>
+      <w:bookmarkEnd w:id="11"/>
+    </w:p>
+    <w:p>
+      <w:pPr>
+        <w:pStyle w:val="Ttulo3"/>
+        <w:numPr>
+          <w:ilvl w:val="1"/>
+          <w:numId w:val="5"/>
+        </w:numPr>
+        <w:rPr>
+          <w:lang w:val="pt-BR"/>
+        </w:rPr>
+      </w:pPr>
+      <w:bookmarkStart w:id="12" w:name="_Toc227910856"/>
+      <w:r>
+        <w:rPr>
+          <w:lang w:val="pt-BR"/>
+        </w:rPr>
+        <w:t>DFD por evento</w:t>
+      </w:r>
+      <w:bookmarkEnd w:id="12"/>
+    </w:p>
+    <w:p>
+      <w:pPr>
+        <w:rPr>
+          <w:rFonts w:eastAsiaTheme="majorEastAsia" w:cstheme="majorBidi"/>
+          <w:color w:val="0F4761" w:themeColor="accent1" w:themeShade="BF"/>
+          <w:sz w:val="28"/>
+          <w:szCs w:val="28"/>
+          <w:lang w:val="pt-BR"/>
+        </w:rPr>
+      </w:pPr>
+      <w:r>
+        <w:rPr>
+          <w:lang w:val="pt-BR"/>
+        </w:rPr>
+        <w:br w:type="page"/>
+      </w:r>
+    </w:p>
+    <w:p>
+      <w:pPr>
+        <w:pStyle w:val="Ttulo2"/>
+        <w:numPr>
+          <w:ilvl w:val="0"/>
+          <w:numId w:val="5"/>
+        </w:numPr>
+        <w:rPr>
+          <w:lang w:val="pt-BR"/>
+        </w:rPr>
+      </w:pPr>
+      <w:bookmarkStart w:id="13" w:name="_Toc227910857"/>
+      <w:r>
+        <w:rPr>
+          <w:lang w:val="pt-BR"/>
+        </w:rPr>
+        <w:lastRenderedPageBreak/>
+        <w:t>Telas da aplicação (Interface)</w:t>
+      </w:r>
+      <w:bookmarkEnd w:id="13"/>
+    </w:p>
+    <w:p>
+      <w:pPr>
+        <w:rPr>
+          <w:rFonts w:asciiTheme="majorHAnsi" w:eastAsiaTheme="majorEastAsia" w:hAnsiTheme="majorHAnsi" w:cstheme="majorBidi"/>
+          <w:color w:val="0F4761" w:themeColor="accent1" w:themeShade="BF"/>
+          <w:sz w:val="32"/>
+          <w:szCs w:val="32"/>
+          <w:lang w:val="pt-BR"/>
+        </w:rPr>
+      </w:pPr>
+      <w:r>
+        <w:rPr>
+          <w:lang w:val="pt-BR"/>
+        </w:rPr>
+        <w:br w:type="page"/>
+      </w:r>
+    </w:p>
+    <w:p>
+      <w:pPr>
+        <w:pStyle w:val="Ttulo2"/>
+        <w:numPr>
+          <w:ilvl w:val="0"/>
+          <w:numId w:val="5"/>
+        </w:numPr>
+        <w:rPr>
+          <w:lang w:val="pt-BR"/>
+        </w:rPr>
+      </w:pPr>
+      <w:bookmarkStart w:id="14" w:name="_Toc227910858"/>
+      <w:r>
+        <w:rPr>
+          <w:lang w:val="pt-BR"/>
+        </w:rPr>
+        <w:lastRenderedPageBreak/>
+        <w:t>Anexos</w:t>
+      </w:r>
+      <w:bookmarkEnd w:id="14"/>
     </w:p>
     <w:p>
       <w:pPr>
@@ -994,7 +3109,7 @@
 </file>
 
 <file path=word/numbering.xml><?xml version="1.0" encoding="utf-8"?>
-<w:numbering xmlns:wpc="http://schemas.microsoft.com/office/word/2010/wordprocessingCanvas" xmlns:cx="http://schemas.microsoft.com/office/drawing/2014/chartex" xmlns:cx1="http://schemas.microsoft.com/office/drawing/2015/9/8/chartex" xmlns:cx2="http://schemas.microsoft.com/office/drawing/2015/10/21/chartex" xmlns:cx3="http://schemas.microsoft.com/office/drawing/2016/5/9/chartex" xmlns:cx4="http://schemas.microsoft.com/office/drawing/2016/5/10/chartex" xmlns:cx5="http://schemas.microsoft.com/office/drawing/2016/5/11/chartex" xmlns:cx6="http://schemas.microsoft.com/office/drawing/2016/5/12/chartex" xmlns:cx7="http://schemas.microsoft.com/office/drawing/2016/5/13/chartex" xmlns:cx8="http://schemas.microsoft.com/office/drawing/2016/5/14/chartex" xmlns:mc="http://schemas.openxmlformats.org/markup-compatibility/2006" xmlns:aink="http://schemas.microsoft.com/office/drawing/2016/ink" xmlns:am3d="http://schemas.microsoft.com/office/drawing/2017/model3d" xmlns:o="urn:schemas-microsoft-com:office:office" xmlns:oel="http://schemas.microsoft.com/office/2019/extlst" xmlns:r="http://schemas.openxmlformats.org/officeDocument/2006/relationships" xmlns:m="http://schemas.openxmlformats.org/officeDocument/2006/math" xmlns:v="urn:schemas-microsoft-com:vml" xmlns:wp14="http://schemas.microsoft.com/office/word/2010/wordprocessingDrawing" xmlns:wp="http://schemas.openxmlformats.org/drawingml/2006/wordprocessingDrawing" xmlns:w10="urn:schemas-microsoft-com:office:word" xmlns:w="http://schemas.openxmlformats.org/wordprocessingml/2006/main" xmlns:w14="http://schemas.microsoft.com/office/word/2010/wordml" xmlns:w15="http://schemas.microsoft.com/office/word/2012/wordml" xmlns:w16cex="http://schemas.microsoft.com/office/word/2018/wordml/cex" xmlns:w16cid="http://schemas.microsoft.com/office/word/2016/wordml/cid" xmlns:w16="http://schemas.microsoft.com/office/word/2018/wordml" xmlns:w16du="http://schemas.microsoft.com/office/word/2023/wordml/word16du" xmlns:w16sdtdh="http://schemas.microsoft.com/office/word/2020/wordml/sdtdatahash" xmlns:w16sdtfl="http://schemas.microsoft.com/office/word/2024/wordml/sdtformatlock" xmlns:w16se="http://schemas.microsoft.com/office/word/2015/wordml/symex" xmlns:wpg="http://schemas.microsoft.com/office/word/2010/wordprocessingGroup" xmlns:wpi="http://schemas.microsoft.com/office/word/2010/wordprocessingInk" xmlns:wne="http://schemas.microsoft.com/office/word/2006/wordml" xmlns:wps="http://schemas.microsoft.com/office/word/2010/wordprocessingShape" mc:Ignorable="w14 w15 w16se w16cid w16 w16cex w16sdtdh w16sdtfl w16du wp14">
+<w:numbering xmlns:wpc="http://schemas.microsoft.com/office/word/2010/wordprocessingCanvas" xmlns:cx="http://schemas.microsoft.com/office/drawing/2014/chartex" xmlns:cx1="http://schemas.microsoft.com/office/drawing/2015/9/8/chartex" xmlns:cx2="http://schemas.microsoft.com/office/drawing/2015/10/21/chartex" xmlns:cx3="http://schemas.microsoft.com/office/drawing/2016/5/9/chartex" xmlns:cx4="http://schemas.microsoft.com/office/drawing/2016/5/10/chartex" xmlns:cx5="http://schemas.microsoft.com/office/drawing/2016/5/11/chartex" xmlns:cx6="http://schemas.microsoft.com/office/drawing/2016/5/12/chartex" xmlns:cx7="http://schemas.microsoft.com/office/drawing/2016/5/13/chartex" xmlns:cx8="http://schemas.microsoft.com/office/drawing/2016/5/14/chartex" xmlns:mc="http://schemas.openxmlformats.org/markup-compatibility/2006" xmlns:aink="http://schemas.microsoft.com/office/drawing/2016/ink" xmlns:am3d="http://schemas.microsoft.com/office/drawing/2017/model3d" xmlns:o="urn:schemas-microsoft-com:office:office" xmlns:r="http://schemas.openxmlformats.org/officeDocument/2006/relationships" xmlns:m="http://schemas.openxmlformats.org/officeDocument/2006/math" xmlns:v="urn:schemas-microsoft-com:vml" xmlns:wp14="http://schemas.microsoft.com/office/word/2010/wordprocessingDrawing" xmlns:wp="http://schemas.openxmlformats.org/drawingml/2006/wordprocessingDrawing" xmlns:w10="urn:schemas-microsoft-com:office:word" xmlns:w="http://schemas.openxmlformats.org/wordprocessingml/2006/main" xmlns:w14="http://schemas.microsoft.com/office/word/2010/wordml" xmlns:w15="http://schemas.microsoft.com/office/word/2012/wordml" xmlns:w16cex="http://schemas.microsoft.com/office/word/2018/wordml/cex" xmlns:w16cid="http://schemas.microsoft.com/office/word/2016/wordml/cid" xmlns:w16="http://schemas.microsoft.com/office/word/2018/wordml" xmlns:w16sdtdh="http://schemas.microsoft.com/office/word/2020/wordml/sdtdatahash" xmlns:w16se="http://schemas.microsoft.com/office/word/2015/wordml/symex" xmlns:wpg="http://schemas.microsoft.com/office/word/2010/wordprocessingGroup" xmlns:wpi="http://schemas.microsoft.com/office/word/2010/wordprocessingInk" xmlns:wne="http://schemas.microsoft.com/office/word/2006/wordml" xmlns:wps="http://schemas.microsoft.com/office/word/2010/wordprocessingShape" mc:Ignorable="w14 w15 w16se w16cid w16 w16cex w16sdtdh wp14">
   <w:abstractNum w:abstractNumId="0" w15:restartNumberingAfterBreak="0">
     <w:nsid w:val="015141DD"/>
     <w:multiLevelType w:val="multilevel"/>
@@ -1266,6 +3381,345 @@
     </w:lvl>
   </w:abstractNum>
   <w:abstractNum w:abstractNumId="2" w15:restartNumberingAfterBreak="0">
+    <w:nsid w:val="032C5560"/>
+    <w:multiLevelType w:val="hybridMultilevel"/>
+    <w:tmpl w:val="A6323920"/>
+    <w:lvl w:ilvl="0" w:tplc="04160001">
+      <w:start w:val="1"/>
+      <w:numFmt w:val="bullet"/>
+      <w:lvlText w:val=""/>
+      <w:lvlJc w:val="left"/>
+      <w:pPr>
+        <w:ind w:left="720" w:hanging="360"/>
+      </w:pPr>
+      <w:rPr>
+        <w:rFonts w:ascii="Symbol" w:hAnsi="Symbol" w:hint="default"/>
+      </w:rPr>
+    </w:lvl>
+    <w:lvl w:ilvl="1" w:tplc="04160003">
+      <w:start w:val="1"/>
+      <w:numFmt w:val="bullet"/>
+      <w:lvlText w:val="o"/>
+      <w:lvlJc w:val="left"/>
+      <w:pPr>
+        <w:ind w:left="1440" w:hanging="360"/>
+      </w:pPr>
+      <w:rPr>
+        <w:rFonts w:ascii="Courier New" w:hAnsi="Courier New" w:cs="Courier New" w:hint="default"/>
+      </w:rPr>
+    </w:lvl>
+    <w:lvl w:ilvl="2" w:tplc="04160005">
+      <w:start w:val="1"/>
+      <w:numFmt w:val="bullet"/>
+      <w:lvlText w:val=""/>
+      <w:lvlJc w:val="left"/>
+      <w:pPr>
+        <w:ind w:left="2160" w:hanging="360"/>
+      </w:pPr>
+      <w:rPr>
+        <w:rFonts w:ascii="Wingdings" w:hAnsi="Wingdings" w:hint="default"/>
+      </w:rPr>
+    </w:lvl>
+    <w:lvl w:ilvl="3" w:tplc="04160001" w:tentative="1">
+      <w:start w:val="1"/>
+      <w:numFmt w:val="bullet"/>
+      <w:lvlText w:val=""/>
+      <w:lvlJc w:val="left"/>
+      <w:pPr>
+        <w:ind w:left="2880" w:hanging="360"/>
+      </w:pPr>
+      <w:rPr>
+        <w:rFonts w:ascii="Symbol" w:hAnsi="Symbol" w:hint="default"/>
+      </w:rPr>
+    </w:lvl>
+    <w:lvl w:ilvl="4" w:tplc="04160003" w:tentative="1">
+      <w:start w:val="1"/>
+      <w:numFmt w:val="bullet"/>
+      <w:lvlText w:val="o"/>
+      <w:lvlJc w:val="left"/>
+      <w:pPr>
+        <w:ind w:left="3600" w:hanging="360"/>
+      </w:pPr>
+      <w:rPr>
+        <w:rFonts w:ascii="Courier New" w:hAnsi="Courier New" w:cs="Courier New" w:hint="default"/>
+      </w:rPr>
+    </w:lvl>
+    <w:lvl w:ilvl="5" w:tplc="04160005" w:tentative="1">
+      <w:start w:val="1"/>
+      <w:numFmt w:val="bullet"/>
+      <w:lvlText w:val=""/>
+      <w:lvlJc w:val="left"/>
+      <w:pPr>
+        <w:ind w:left="4320" w:hanging="360"/>
+      </w:pPr>
+      <w:rPr>
+        <w:rFonts w:ascii="Wingdings" w:hAnsi="Wingdings" w:hint="default"/>
+      </w:rPr>
+    </w:lvl>
+    <w:lvl w:ilvl="6" w:tplc="04160001" w:tentative="1">
+      <w:start w:val="1"/>
+      <w:numFmt w:val="bullet"/>
+      <w:lvlText w:val=""/>
+      <w:lvlJc w:val="left"/>
+      <w:pPr>
+        <w:ind w:left="5040" w:hanging="360"/>
+      </w:pPr>
+      <w:rPr>
+        <w:rFonts w:ascii="Symbol" w:hAnsi="Symbol" w:hint="default"/>
+      </w:rPr>
+    </w:lvl>
+    <w:lvl w:ilvl="7" w:tplc="04160003" w:tentative="1">
+      <w:start w:val="1"/>
+      <w:numFmt w:val="bullet"/>
+      <w:lvlText w:val="o"/>
+      <w:lvlJc w:val="left"/>
+      <w:pPr>
+        <w:ind w:left="5760" w:hanging="360"/>
+      </w:pPr>
+      <w:rPr>
+        <w:rFonts w:ascii="Courier New" w:hAnsi="Courier New" w:cs="Courier New" w:hint="default"/>
+      </w:rPr>
+    </w:lvl>
+    <w:lvl w:ilvl="8" w:tplc="04160005" w:tentative="1">
+      <w:start w:val="1"/>
+      <w:numFmt w:val="bullet"/>
+      <w:lvlText w:val=""/>
+      <w:lvlJc w:val="left"/>
+      <w:pPr>
+        <w:ind w:left="6480" w:hanging="360"/>
+      </w:pPr>
+      <w:rPr>
+        <w:rFonts w:ascii="Wingdings" w:hAnsi="Wingdings" w:hint="default"/>
+      </w:rPr>
+    </w:lvl>
+  </w:abstractNum>
+  <w:abstractNum w:abstractNumId="3" w15:restartNumberingAfterBreak="0">
+    <w:nsid w:val="17BB1396"/>
+    <w:multiLevelType w:val="hybridMultilevel"/>
+    <w:tmpl w:val="3DEAA674"/>
+    <w:lvl w:ilvl="0" w:tplc="04160001">
+      <w:start w:val="1"/>
+      <w:numFmt w:val="bullet"/>
+      <w:lvlText w:val=""/>
+      <w:lvlJc w:val="left"/>
+      <w:pPr>
+        <w:ind w:left="720" w:hanging="360"/>
+      </w:pPr>
+      <w:rPr>
+        <w:rFonts w:ascii="Symbol" w:hAnsi="Symbol" w:hint="default"/>
+      </w:rPr>
+    </w:lvl>
+    <w:lvl w:ilvl="1" w:tplc="04160003">
+      <w:start w:val="1"/>
+      <w:numFmt w:val="bullet"/>
+      <w:lvlText w:val="o"/>
+      <w:lvlJc w:val="left"/>
+      <w:pPr>
+        <w:ind w:left="1440" w:hanging="360"/>
+      </w:pPr>
+      <w:rPr>
+        <w:rFonts w:ascii="Courier New" w:hAnsi="Courier New" w:cs="Courier New" w:hint="default"/>
+      </w:rPr>
+    </w:lvl>
+    <w:lvl w:ilvl="2" w:tplc="04160005" w:tentative="1">
+      <w:start w:val="1"/>
+      <w:numFmt w:val="bullet"/>
+      <w:lvlText w:val=""/>
+      <w:lvlJc w:val="left"/>
+      <w:pPr>
+        <w:ind w:left="2160" w:hanging="360"/>
+      </w:pPr>
+      <w:rPr>
+        <w:rFonts w:ascii="Wingdings" w:hAnsi="Wingdings" w:hint="default"/>
+      </w:rPr>
+    </w:lvl>
+    <w:lvl w:ilvl="3" w:tplc="04160001" w:tentative="1">
+      <w:start w:val="1"/>
+      <w:numFmt w:val="bullet"/>
+      <w:lvlText w:val=""/>
+      <w:lvlJc w:val="left"/>
+      <w:pPr>
+        <w:ind w:left="2880" w:hanging="360"/>
+      </w:pPr>
+      <w:rPr>
+        <w:rFonts w:ascii="Symbol" w:hAnsi="Symbol" w:hint="default"/>
+      </w:rPr>
+    </w:lvl>
+    <w:lvl w:ilvl="4" w:tplc="04160003" w:tentative="1">
+      <w:start w:val="1"/>
+      <w:numFmt w:val="bullet"/>
+      <w:lvlText w:val="o"/>
+      <w:lvlJc w:val="left"/>
+      <w:pPr>
+        <w:ind w:left="3600" w:hanging="360"/>
+      </w:pPr>
+      <w:rPr>
+        <w:rFonts w:ascii="Courier New" w:hAnsi="Courier New" w:cs="Courier New" w:hint="default"/>
+      </w:rPr>
+    </w:lvl>
+    <w:lvl w:ilvl="5" w:tplc="04160005" w:tentative="1">
+      <w:start w:val="1"/>
+      <w:numFmt w:val="bullet"/>
+      <w:lvlText w:val=""/>
+      <w:lvlJc w:val="left"/>
+      <w:pPr>
+        <w:ind w:left="4320" w:hanging="360"/>
+      </w:pPr>
+      <w:rPr>
+        <w:rFonts w:ascii="Wingdings" w:hAnsi="Wingdings" w:hint="default"/>
+      </w:rPr>
+    </w:lvl>
+    <w:lvl w:ilvl="6" w:tplc="04160001" w:tentative="1">
+      <w:start w:val="1"/>
+      <w:numFmt w:val="bullet"/>
+      <w:lvlText w:val=""/>
+      <w:lvlJc w:val="left"/>
+      <w:pPr>
+        <w:ind w:left="5040" w:hanging="360"/>
+      </w:pPr>
+      <w:rPr>
+        <w:rFonts w:ascii="Symbol" w:hAnsi="Symbol" w:hint="default"/>
+      </w:rPr>
+    </w:lvl>
+    <w:lvl w:ilvl="7" w:tplc="04160003" w:tentative="1">
+      <w:start w:val="1"/>
+      <w:numFmt w:val="bullet"/>
+      <w:lvlText w:val="o"/>
+      <w:lvlJc w:val="left"/>
+      <w:pPr>
+        <w:ind w:left="5760" w:hanging="360"/>
+      </w:pPr>
+      <w:rPr>
+        <w:rFonts w:ascii="Courier New" w:hAnsi="Courier New" w:cs="Courier New" w:hint="default"/>
+      </w:rPr>
+    </w:lvl>
+    <w:lvl w:ilvl="8" w:tplc="04160005" w:tentative="1">
+      <w:start w:val="1"/>
+      <w:numFmt w:val="bullet"/>
+      <w:lvlText w:val=""/>
+      <w:lvlJc w:val="left"/>
+      <w:pPr>
+        <w:ind w:left="6480" w:hanging="360"/>
+      </w:pPr>
+      <w:rPr>
+        <w:rFonts w:ascii="Wingdings" w:hAnsi="Wingdings" w:hint="default"/>
+      </w:rPr>
+    </w:lvl>
+  </w:abstractNum>
+  <w:abstractNum w:abstractNumId="4" w15:restartNumberingAfterBreak="0">
+    <w:nsid w:val="27580F4C"/>
+    <w:multiLevelType w:val="hybridMultilevel"/>
+    <w:tmpl w:val="259A0464"/>
+    <w:lvl w:ilvl="0" w:tplc="04160001">
+      <w:start w:val="1"/>
+      <w:numFmt w:val="bullet"/>
+      <w:lvlText w:val=""/>
+      <w:lvlJc w:val="left"/>
+      <w:pPr>
+        <w:ind w:left="720" w:hanging="360"/>
+      </w:pPr>
+      <w:rPr>
+        <w:rFonts w:ascii="Symbol" w:hAnsi="Symbol" w:hint="default"/>
+      </w:rPr>
+    </w:lvl>
+    <w:lvl w:ilvl="1" w:tplc="04160003" w:tentative="1">
+      <w:start w:val="1"/>
+      <w:numFmt w:val="bullet"/>
+      <w:lvlText w:val="o"/>
+      <w:lvlJc w:val="left"/>
+      <w:pPr>
+        <w:ind w:left="1440" w:hanging="360"/>
+      </w:pPr>
+      <w:rPr>
+        <w:rFonts w:ascii="Courier New" w:hAnsi="Courier New" w:cs="Courier New" w:hint="default"/>
+      </w:rPr>
+    </w:lvl>
+    <w:lvl w:ilvl="2" w:tplc="04160005" w:tentative="1">
+      <w:start w:val="1"/>
+      <w:numFmt w:val="bullet"/>
+      <w:lvlText w:val=""/>
+      <w:lvlJc w:val="left"/>
+      <w:pPr>
+        <w:ind w:left="2160" w:hanging="360"/>
+      </w:pPr>
+      <w:rPr>
+        <w:rFonts w:ascii="Wingdings" w:hAnsi="Wingdings" w:hint="default"/>
+      </w:rPr>
+    </w:lvl>
+    <w:lvl w:ilvl="3" w:tplc="04160001" w:tentative="1">
+      <w:start w:val="1"/>
+      <w:numFmt w:val="bullet"/>
+      <w:lvlText w:val=""/>
+      <w:lvlJc w:val="left"/>
+      <w:pPr>
+        <w:ind w:left="2880" w:hanging="360"/>
+      </w:pPr>
+      <w:rPr>
+        <w:rFonts w:ascii="Symbol" w:hAnsi="Symbol" w:hint="default"/>
+      </w:rPr>
+    </w:lvl>
+    <w:lvl w:ilvl="4" w:tplc="04160003" w:tentative="1">
+      <w:start w:val="1"/>
+      <w:numFmt w:val="bullet"/>
+      <w:lvlText w:val="o"/>
+      <w:lvlJc w:val="left"/>
+      <w:pPr>
+        <w:ind w:left="3600" w:hanging="360"/>
+      </w:pPr>
+      <w:rPr>
+        <w:rFonts w:ascii="Courier New" w:hAnsi="Courier New" w:cs="Courier New" w:hint="default"/>
+      </w:rPr>
+    </w:lvl>
+    <w:lvl w:ilvl="5" w:tplc="04160005" w:tentative="1">
+      <w:start w:val="1"/>
+      <w:numFmt w:val="bullet"/>
+      <w:lvlText w:val=""/>
+      <w:lvlJc w:val="left"/>
+      <w:pPr>
+        <w:ind w:left="4320" w:hanging="360"/>
+      </w:pPr>
+      <w:rPr>
+        <w:rFonts w:ascii="Wingdings" w:hAnsi="Wingdings" w:hint="default"/>
+      </w:rPr>
+    </w:lvl>
+    <w:lvl w:ilvl="6" w:tplc="04160001" w:tentative="1">
+      <w:start w:val="1"/>
+      <w:numFmt w:val="bullet"/>
+      <w:lvlText w:val=""/>
+      <w:lvlJc w:val="left"/>
+      <w:pPr>
+        <w:ind w:left="5040" w:hanging="360"/>
+      </w:pPr>
+      <w:rPr>
+        <w:rFonts w:ascii="Symbol" w:hAnsi="Symbol" w:hint="default"/>
+      </w:rPr>
+    </w:lvl>
+    <w:lvl w:ilvl="7" w:tplc="04160003" w:tentative="1">
+      <w:start w:val="1"/>
+      <w:numFmt w:val="bullet"/>
+      <w:lvlText w:val="o"/>
+      <w:lvlJc w:val="left"/>
+      <w:pPr>
+        <w:ind w:left="5760" w:hanging="360"/>
+      </w:pPr>
+      <w:rPr>
+        <w:rFonts w:ascii="Courier New" w:hAnsi="Courier New" w:cs="Courier New" w:hint="default"/>
+      </w:rPr>
+    </w:lvl>
+    <w:lvl w:ilvl="8" w:tplc="04160005" w:tentative="1">
+      <w:start w:val="1"/>
+      <w:numFmt w:val="bullet"/>
+      <w:lvlText w:val=""/>
+      <w:lvlJc w:val="left"/>
+      <w:pPr>
+        <w:ind w:left="6480" w:hanging="360"/>
+      </w:pPr>
+      <w:rPr>
+        <w:rFonts w:ascii="Wingdings" w:hAnsi="Wingdings" w:hint="default"/>
+      </w:rPr>
+    </w:lvl>
+  </w:abstractNum>
+  <w:abstractNum w:abstractNumId="5" w15:restartNumberingAfterBreak="0">
     <w:nsid w:val="3FB961D2"/>
     <w:multiLevelType w:val="hybridMultilevel"/>
     <w:tmpl w:val="C0E0D6AA"/>
@@ -1354,7 +3808,7 @@
       </w:pPr>
     </w:lvl>
   </w:abstractNum>
-  <w:abstractNum w:abstractNumId="3" w15:restartNumberingAfterBreak="0">
+  <w:abstractNum w:abstractNumId="6" w15:restartNumberingAfterBreak="0">
     <w:nsid w:val="44D730E2"/>
     <w:multiLevelType w:val="hybridMultilevel"/>
     <w:tmpl w:val="CF16FE88"/>
@@ -1443,7 +3897,7 @@
       </w:pPr>
     </w:lvl>
   </w:abstractNum>
-  <w:abstractNum w:abstractNumId="4" w15:restartNumberingAfterBreak="0">
+  <w:abstractNum w:abstractNumId="7" w15:restartNumberingAfterBreak="0">
     <w:nsid w:val="52DE59C4"/>
     <w:multiLevelType w:val="hybridMultilevel"/>
     <w:tmpl w:val="181E87E0"/>
@@ -1532,26 +3986,151 @@
       </w:pPr>
     </w:lvl>
   </w:abstractNum>
-  <w:num w:numId="1" w16cid:durableId="33430683">
+  <w:abstractNum w:abstractNumId="8" w15:restartNumberingAfterBreak="0">
+    <w:nsid w:val="57482A61"/>
+    <w:multiLevelType w:val="hybridMultilevel"/>
+    <w:tmpl w:val="EFCAA2E4"/>
+    <w:lvl w:ilvl="0" w:tplc="04160003">
+      <w:start w:val="1"/>
+      <w:numFmt w:val="bullet"/>
+      <w:lvlText w:val="o"/>
+      <w:lvlJc w:val="left"/>
+      <w:pPr>
+        <w:ind w:left="720" w:hanging="360"/>
+      </w:pPr>
+      <w:rPr>
+        <w:rFonts w:ascii="Courier New" w:hAnsi="Courier New" w:cs="Courier New" w:hint="default"/>
+      </w:rPr>
+    </w:lvl>
+    <w:lvl w:ilvl="1" w:tplc="04160003" w:tentative="1">
+      <w:start w:val="1"/>
+      <w:numFmt w:val="bullet"/>
+      <w:lvlText w:val="o"/>
+      <w:lvlJc w:val="left"/>
+      <w:pPr>
+        <w:ind w:left="1440" w:hanging="360"/>
+      </w:pPr>
+      <w:rPr>
+        <w:rFonts w:ascii="Courier New" w:hAnsi="Courier New" w:cs="Courier New" w:hint="default"/>
+      </w:rPr>
+    </w:lvl>
+    <w:lvl w:ilvl="2" w:tplc="04160005" w:tentative="1">
+      <w:start w:val="1"/>
+      <w:numFmt w:val="bullet"/>
+      <w:lvlText w:val=""/>
+      <w:lvlJc w:val="left"/>
+      <w:pPr>
+        <w:ind w:left="2160" w:hanging="360"/>
+      </w:pPr>
+      <w:rPr>
+        <w:rFonts w:ascii="Wingdings" w:hAnsi="Wingdings" w:hint="default"/>
+      </w:rPr>
+    </w:lvl>
+    <w:lvl w:ilvl="3" w:tplc="04160001" w:tentative="1">
+      <w:start w:val="1"/>
+      <w:numFmt w:val="bullet"/>
+      <w:lvlText w:val=""/>
+      <w:lvlJc w:val="left"/>
+      <w:pPr>
+        <w:ind w:left="2880" w:hanging="360"/>
+      </w:pPr>
+      <w:rPr>
+        <w:rFonts w:ascii="Symbol" w:hAnsi="Symbol" w:hint="default"/>
+      </w:rPr>
+    </w:lvl>
+    <w:lvl w:ilvl="4" w:tplc="04160003" w:tentative="1">
+      <w:start w:val="1"/>
+      <w:numFmt w:val="bullet"/>
+      <w:lvlText w:val="o"/>
+      <w:lvlJc w:val="left"/>
+      <w:pPr>
+        <w:ind w:left="3600" w:hanging="360"/>
+      </w:pPr>
+      <w:rPr>
+        <w:rFonts w:ascii="Courier New" w:hAnsi="Courier New" w:cs="Courier New" w:hint="default"/>
+      </w:rPr>
+    </w:lvl>
+    <w:lvl w:ilvl="5" w:tplc="04160005" w:tentative="1">
+      <w:start w:val="1"/>
+      <w:numFmt w:val="bullet"/>
+      <w:lvlText w:val=""/>
+      <w:lvlJc w:val="left"/>
+      <w:pPr>
+        <w:ind w:left="4320" w:hanging="360"/>
+      </w:pPr>
+      <w:rPr>
+        <w:rFonts w:ascii="Wingdings" w:hAnsi="Wingdings" w:hint="default"/>
+      </w:rPr>
+    </w:lvl>
+    <w:lvl w:ilvl="6" w:tplc="04160001" w:tentative="1">
+      <w:start w:val="1"/>
+      <w:numFmt w:val="bullet"/>
+      <w:lvlText w:val=""/>
+      <w:lvlJc w:val="left"/>
+      <w:pPr>
+        <w:ind w:left="5040" w:hanging="360"/>
+      </w:pPr>
+      <w:rPr>
+        <w:rFonts w:ascii="Symbol" w:hAnsi="Symbol" w:hint="default"/>
+      </w:rPr>
+    </w:lvl>
+    <w:lvl w:ilvl="7" w:tplc="04160003" w:tentative="1">
+      <w:start w:val="1"/>
+      <w:numFmt w:val="bullet"/>
+      <w:lvlText w:val="o"/>
+      <w:lvlJc w:val="left"/>
+      <w:pPr>
+        <w:ind w:left="5760" w:hanging="360"/>
+      </w:pPr>
+      <w:rPr>
+        <w:rFonts w:ascii="Courier New" w:hAnsi="Courier New" w:cs="Courier New" w:hint="default"/>
+      </w:rPr>
+    </w:lvl>
+    <w:lvl w:ilvl="8" w:tplc="04160005" w:tentative="1">
+      <w:start w:val="1"/>
+      <w:numFmt w:val="bullet"/>
+      <w:lvlText w:val=""/>
+      <w:lvlJc w:val="left"/>
+      <w:pPr>
+        <w:ind w:left="6480" w:hanging="360"/>
+      </w:pPr>
+      <w:rPr>
+        <w:rFonts w:ascii="Wingdings" w:hAnsi="Wingdings" w:hint="default"/>
+      </w:rPr>
+    </w:lvl>
+  </w:abstractNum>
+  <w:num w:numId="1">
     <w:abstractNumId w:val="0"/>
   </w:num>
-  <w:num w:numId="2" w16cid:durableId="1594361536">
+  <w:num w:numId="2">
+    <w:abstractNumId w:val="7"/>
+  </w:num>
+  <w:num w:numId="3">
+    <w:abstractNumId w:val="6"/>
+  </w:num>
+  <w:num w:numId="4">
+    <w:abstractNumId w:val="5"/>
+  </w:num>
+  <w:num w:numId="5">
+    <w:abstractNumId w:val="1"/>
+  </w:num>
+  <w:num w:numId="6">
     <w:abstractNumId w:val="4"/>
   </w:num>
-  <w:num w:numId="3" w16cid:durableId="395932875">
+  <w:num w:numId="7">
     <w:abstractNumId w:val="3"/>
   </w:num>
-  <w:num w:numId="4" w16cid:durableId="1098209111">
+  <w:num w:numId="8">
+    <w:abstractNumId w:val="8"/>
+  </w:num>
+  <w:num w:numId="9">
     <w:abstractNumId w:val="2"/>
-  </w:num>
-  <w:num w:numId="5" w16cid:durableId="1741170293">
-    <w:abstractNumId w:val="1"/>
   </w:num>
 </w:numbering>
 </file>
 
 <file path=word/styles.xml><?xml version="1.0" encoding="utf-8"?>
-<w:styles xmlns:mc="http://schemas.openxmlformats.org/markup-compatibility/2006" xmlns:r="http://schemas.openxmlformats.org/officeDocument/2006/relationships" xmlns:w="http://schemas.openxmlformats.org/wordprocessingml/2006/main" xmlns:w14="http://schemas.microsoft.com/office/word/2010/wordml" xmlns:w15="http://schemas.microsoft.com/office/word/2012/wordml" xmlns:w16cex="http://schemas.microsoft.com/office/word/2018/wordml/cex" xmlns:w16cid="http://schemas.microsoft.com/office/word/2016/wordml/cid" xmlns:w16="http://schemas.microsoft.com/office/word/2018/wordml" xmlns:w16du="http://schemas.microsoft.com/office/word/2023/wordml/word16du" xmlns:w16sdtdh="http://schemas.microsoft.com/office/word/2020/wordml/sdtdatahash" xmlns:w16sdtfl="http://schemas.microsoft.com/office/word/2024/wordml/sdtformatlock" xmlns:w16se="http://schemas.microsoft.com/office/word/2015/wordml/symex" mc:Ignorable="w14 w15 w16se w16cid w16 w16cex w16sdtdh w16sdtfl w16du">
+<w:styles xmlns:mc="http://schemas.openxmlformats.org/markup-compatibility/2006" xmlns:r="http://schemas.openxmlformats.org/officeDocument/2006/relationships" xmlns:w="http://schemas.openxmlformats.org/wordprocessingml/2006/main" xmlns:w14="http://schemas.microsoft.com/office/word/2010/wordml" xmlns:w15="http://schemas.microsoft.com/office/word/2012/wordml" xmlns:w16cex="http://schemas.microsoft.com/office/word/2018/wordml/cex" xmlns:w16cid="http://schemas.microsoft.com/office/word/2016/wordml/cid" xmlns:w16="http://schemas.microsoft.com/office/word/2018/wordml" xmlns:w16sdtdh="http://schemas.microsoft.com/office/word/2020/wordml/sdtdatahash" xmlns:w16se="http://schemas.microsoft.com/office/word/2015/wordml/symex" mc:Ignorable="w14 w15 w16se w16cid w16 w16cex w16sdtdh">
   <w:docDefaults>
     <w:rPrDefault>
       <w:rPr>
@@ -2151,6 +4730,7 @@
   <w:style w:type="character" w:default="1" w:styleId="Fontepargpadro">
     <w:name w:val="Default Paragraph Font"/>
     <w:uiPriority w:val="1"/>
+    <w:semiHidden/>
     <w:unhideWhenUsed/>
   </w:style>
   <w:style w:type="table" w:default="1" w:styleId="Tabelanormal">
@@ -2530,6 +5110,33 @@
       <w:ind w:left="480"/>
     </w:pPr>
   </w:style>
+  <w:style w:type="paragraph" w:styleId="NormalWeb">
+    <w:name w:val="Normal (Web)"/>
+    <w:basedOn w:val="Normal"/>
+    <w:uiPriority w:val="99"/>
+    <w:unhideWhenUsed/>
+    <w:rsid w:val="00C673C5"/>
+    <w:pPr>
+      <w:spacing w:before="100" w:beforeAutospacing="1" w:after="100" w:afterAutospacing="1" w:line="240" w:lineRule="auto"/>
+    </w:pPr>
+    <w:rPr>
+      <w:rFonts w:ascii="Times New Roman" w:eastAsia="Times New Roman" w:hAnsi="Times New Roman" w:cs="Times New Roman"/>
+      <w:kern w:val="0"/>
+      <w:lang w:val="pt-BR" w:eastAsia="pt-BR"/>
+      <w14:ligatures w14:val="none"/>
+    </w:rPr>
+  </w:style>
+  <w:style w:type="character" w:styleId="Forte">
+    <w:name w:val="Strong"/>
+    <w:basedOn w:val="Fontepargpadro"/>
+    <w:uiPriority w:val="22"/>
+    <w:qFormat/>
+    <w:rsid w:val="00C673C5"/>
+    <w:rPr>
+      <w:b/>
+      <w:bCs/>
+    </w:rPr>
+  </w:style>
 </w:styles>
 </file>
 
